--- a/public/templates/Template_TOR.docx
+++ b/public/templates/Template_TOR.docx
@@ -30,6 +30,30 @@
           <w:szCs w:val="24"/>
         </w:rPr>
         <w:t>KEGIATAN</w:t>
+      </w:r>
+    </w:p>
+    <w:p>
+      <w:pPr>
+        <w:spacing w:before="182" w:line="276" w:lineRule="auto"/>
+        <w:ind w:right="359"/>
+        <w:jc w:val="center"/>
+        <w:rPr>
+          <w:rFonts w:cs="Arial"/>
+          <w:b/>
+          <w:sz w:val="24"/>
+          <w:szCs w:val="24"/>
+          <w:lang w:val="en-US"/>
+        </w:rPr>
+      </w:pPr>
+      <w:r>
+        <w:rPr>
+          <w:b/>
+          <w:noProof/>
+          <w:sz w:val="24"/>
+          <w:szCs w:val="24"/>
+          <w:lang w:val="en-US"/>
+        </w:rPr>
+        <w:t>{judulProgramRKA}</w:t>
       </w:r>
     </w:p>
     <w:p>
@@ -182,6 +206,72 @@
     </w:p>
     <w:p>
       <w:pPr>
+        <w:widowControl/>
+        <w:autoSpaceDE/>
+        <w:autoSpaceDN/>
+        <w:spacing w:line="276" w:lineRule="auto"/>
+        <w:jc w:val="both"/>
+        <w:rPr>
+          <w:rFonts w:eastAsia="Times New Roman" w:cs="Times New Roman"/>
+          <w:sz w:val="24"/>
+          <w:szCs w:val="24"/>
+          <w:lang w:val="en-US"/>
+        </w:rPr>
+      </w:pPr>
+      <w:r>
+        <w:rPr>
+          <w:sz w:val="24"/>
+          <w:szCs w:val="24"/>
+        </w:rPr>
+        <w:t xml:space="preserve">a. Tujuan Umum</w:t>
+      </w:r>
+    </w:p>
+    <w:p>
+      <w:pPr>
+        <w:widowControl/>
+        <w:autoSpaceDE/>
+        <w:autoSpaceDN/>
+        <w:spacing w:line="276" w:lineRule="auto"/>
+        <w:jc w:val="both"/>
+        <w:rPr>
+          <w:rFonts w:eastAsia="Times New Roman" w:cs="Times New Roman"/>
+          <w:sz w:val="24"/>
+          <w:szCs w:val="24"/>
+          <w:lang w:val="en-US"/>
+        </w:rPr>
+      </w:pPr>
+      <w:r>
+        <w:rPr>
+          <w:sz w:val="24"/>
+          <w:szCs w:val="24"/>
+        </w:rPr>
+        <w:t xml:space="preserve">{tujuanUmum}</w:t>
+      </w:r>
+    </w:p>
+    <w:p>
+      <w:pPr>
+        <w:widowControl/>
+        <w:autoSpaceDE/>
+        <w:autoSpaceDN/>
+        <w:spacing w:line="276" w:lineRule="auto"/>
+        <w:jc w:val="both"/>
+        <w:rPr>
+          <w:rFonts w:eastAsia="Times New Roman" w:cs="Times New Roman"/>
+          <w:sz w:val="24"/>
+          <w:szCs w:val="24"/>
+          <w:lang w:val="en-US"/>
+        </w:rPr>
+      </w:pPr>
+      <w:r>
+        <w:rPr>
+          <w:sz w:val="24"/>
+          <w:szCs w:val="24"/>
+        </w:rPr>
+        <w:t xml:space="preserve">b. Tujuan Khusus</w:t>
+      </w:r>
+    </w:p>
+    <w:p>
+      <w:pPr>
         <w:pStyle w:val="ListParagraph"/>
         <w:widowControl/>
         <w:numPr>
@@ -207,7 +297,7 @@
           <w:szCs w:val="24"/>
           <w:lang w:val="en-US"/>
         </w:rPr>
-        <w:t>{#tujuanList}</w:t>
+        <w:t>{#tujuanKhususList}</w:t>
       </w:r>
     </w:p>
     <w:p>
@@ -267,7 +357,7 @@
           <w:szCs w:val="24"/>
           <w:lang w:val="en-US"/>
         </w:rPr>
-        <w:t>{/tujuanList}</w:t>
+        <w:t>{/tujuanKhususList}</w:t>
       </w:r>
     </w:p>
     <w:p>
@@ -539,6 +629,186 @@
         </w:rPr>
       </w:pPr>
     </w:p>
+    <w:p>
+      <w:pPr>
+        <w:spacing w:before="480"/>
+      </w:pPr>
+    </w:p>
+    <w:tbl>
+      <w:tblPr>
+        <w:tblW w:type="dxa" w:w="9000"/>
+        <w:jc w:val="center"/>
+        <w:tblBorders>
+          <w:top w:val="none" w:sz="0"/>
+          <w:left w:val="none" w:sz="0"/>
+          <w:bottom w:val="none" w:sz="0"/>
+          <w:right w:val="none" w:sz="0"/>
+          <w:insideH w:val="none" w:sz="0"/>
+          <w:insideV w:val="none" w:sz="0"/>
+        </w:tblBorders>
+        <w:tblLayout w:type="fixed"/>
+      </w:tblPr>
+      <w:tblGrid>
+        <w:gridCol w:w="4500"/>
+        <w:gridCol w:w="4500"/>
+      </w:tblGrid>
+      <w:tr>
+        <w:tc>
+          <w:tcPr>
+            <w:tcW w:type="dxa" w:w="4500"/>
+          </w:tcPr>
+          <w:p>
+            <w:pPr>
+              <w:jc w:val="center"/>
+              <w:spacing w:after="60"/>
+            </w:pPr>
+            <w:r>
+              <w:rPr>
+                <w:sz w:val="22"/>
+                <w:szCs w:val="22"/>
+              </w:rPr>
+              <w:t xml:space="preserve">Pembuat</w:t>
+            </w:r>
+          </w:p>
+        </w:tc>
+        <w:tc>
+          <w:tcPr>
+            <w:tcW w:type="dxa" w:w="4500"/>
+          </w:tcPr>
+          <w:p>
+            <w:pPr>
+              <w:jc w:val="center"/>
+              <w:spacing w:after="60"/>
+            </w:pPr>
+            <w:r>
+              <w:rPr>
+                <w:sz w:val="22"/>
+                <w:szCs w:val="22"/>
+              </w:rPr>
+              <w:t xml:space="preserve">Menyetujui</w:t>
+            </w:r>
+          </w:p>
+        </w:tc>
+      </w:tr>
+      <w:tr>
+        <w:tc>
+          <w:tcPr>
+            <w:tcW w:type="dxa" w:w="4500"/>
+          </w:tcPr>
+          <w:p>
+            <w:pPr>
+              <w:jc w:val="center"/>
+              <w:spacing w:after="60"/>
+            </w:pPr>
+            <w:r>
+              <w:rPr>
+                <w:sz w:val="22"/>
+                <w:szCs w:val="22"/>
+              </w:rPr>
+              <w:t xml:space="preserve">Officer Community Development</w:t>
+            </w:r>
+          </w:p>
+        </w:tc>
+        <w:tc>
+          <w:tcPr>
+            <w:tcW w:type="dxa" w:w="4500"/>
+          </w:tcPr>
+          <w:p>
+            <w:pPr>
+              <w:jc w:val="center"/>
+              <w:spacing w:after="60"/>
+            </w:pPr>
+            <w:r>
+              <w:rPr>
+                <w:sz w:val="22"/>
+                <w:szCs w:val="22"/>
+              </w:rPr>
+              <w:t xml:space="preserve">Assistant Manager KAS</w:t>
+            </w:r>
+          </w:p>
+        </w:tc>
+      </w:tr>
+      <w:tr>
+        <w:tc>
+          <w:tcPr>
+            <w:tcW w:type="dxa" w:w="4500"/>
+          </w:tcPr>
+          <w:p>
+            <w:pPr>
+              <w:jc w:val="center"/>
+            </w:pPr>
+          </w:p>
+          <w:p>
+            <w:pPr>
+              <w:jc w:val="center"/>
+            </w:pPr>
+          </w:p>
+          <w:p>
+            <w:pPr>
+              <w:jc w:val="center"/>
+            </w:pPr>
+          </w:p>
+        </w:tc>
+        <w:tc>
+          <w:tcPr>
+            <w:tcW w:type="dxa" w:w="4500"/>
+          </w:tcPr>
+          <w:p>
+            <w:pPr>
+              <w:jc w:val="center"/>
+            </w:pPr>
+          </w:p>
+          <w:p>
+            <w:pPr>
+              <w:jc w:val="center"/>
+            </w:pPr>
+          </w:p>
+          <w:p>
+            <w:pPr>
+              <w:jc w:val="center"/>
+            </w:pPr>
+          </w:p>
+        </w:tc>
+      </w:tr>
+      <w:tr>
+        <w:tc>
+          <w:tcPr>
+            <w:tcW w:type="dxa" w:w="4500"/>
+          </w:tcPr>
+          <w:p>
+            <w:pPr>
+              <w:jc w:val="center"/>
+              <w:spacing w:after="60"/>
+            </w:pPr>
+            <w:r>
+              <w:rPr>
+                <w:sz w:val="22"/>
+                <w:szCs w:val="22"/>
+              </w:rPr>
+              <w:t xml:space="preserve">Wahyu Andrias</w:t>
+            </w:r>
+          </w:p>
+        </w:tc>
+        <w:tc>
+          <w:tcPr>
+            <w:tcW w:type="dxa" w:w="4500"/>
+          </w:tcPr>
+          <w:p>
+            <w:pPr>
+              <w:jc w:val="center"/>
+              <w:spacing w:after="60"/>
+            </w:pPr>
+            <w:r>
+              <w:rPr>
+                <w:sz w:val="22"/>
+                <w:szCs w:val="22"/>
+              </w:rPr>
+              <w:t xml:space="preserve">Astri Oktavina</w:t>
+            </w:r>
+          </w:p>
+        </w:tc>
+      </w:tr>
+    </w:tbl>
     <w:sectPr>
       <w:pgSz w:w="12240" w:h="15840"/>
       <w:pgMar w:top="1340" w:right="1440" w:bottom="280" w:left="1800" w:header="0" w:footer="0" w:gutter="0"/>

--- a/public/templates/Template_TOR.docx
+++ b/public/templates/Template_TOR.docx
@@ -4,634 +4,311 @@
   <w:body>
     <w:p>
       <w:pPr>
-        <w:spacing w:before="82" w:line="276" w:lineRule="auto"/>
-        <w:ind w:right="359"/>
+        <w:spacing w:before="120" w:after="120" w:line="276" w:lineRule="auto"/>
         <w:jc w:val="center"/>
+      </w:pPr>
+      <w:r>
         <w:rPr>
+          <w:rFonts w:ascii="Arial" w:hAnsi="Arial" w:cs="Arial"/>
+          <w:sz w:val="26"/>
+          <w:szCs w:val="26"/>
           <w:b/>
-          <w:sz w:val="24"/>
-          <w:szCs w:val="24"/>
+          <w:bCs/>
         </w:rPr>
-      </w:pPr>
-      <w:bookmarkStart w:id="0" w:name="_GoBack"/>
+        <w:t xml:space="preserve">RINGKASAN KEGIATAN</w:t>
+      </w:r>
+    </w:p>
+    <w:p>
+      <w:pPr>
+        <w:spacing w:before="0" w:after="60" w:line="276" w:lineRule="auto"/>
+        <w:jc w:val="center"/>
+      </w:pPr>
       <w:r>
         <w:rPr>
+          <w:rFonts w:ascii="Arial" w:hAnsi="Arial" w:cs="Arial"/>
+          <w:sz w:val="22"/>
+          <w:szCs w:val="22"/>
           <w:b/>
-          <w:sz w:val="24"/>
-          <w:szCs w:val="24"/>
+          <w:bCs/>
         </w:rPr>
-        <w:t xml:space="preserve">RINGKASAN </w:t>
-      </w:r>
+        <w:t xml:space="preserve">{judulProgramRKA}</w:t>
+      </w:r>
+    </w:p>
+    <w:p>
+      <w:pPr>
+        <w:spacing w:before="0" w:after="180" w:line="276" w:lineRule="auto"/>
+        <w:jc w:val="center"/>
+      </w:pPr>
       <w:r>
         <w:rPr>
+          <w:rFonts w:ascii="Arial" w:hAnsi="Arial" w:cs="Arial"/>
+          <w:sz w:val="22"/>
+          <w:szCs w:val="22"/>
           <w:b/>
-          <w:spacing w:val="-2"/>
-          <w:sz w:val="24"/>
-          <w:szCs w:val="24"/>
+          <w:bCs/>
         </w:rPr>
-        <w:t>KEGIATAN</w:t>
-      </w:r>
-    </w:p>
-    <w:p>
-      <w:pPr>
-        <w:spacing w:before="182" w:line="276" w:lineRule="auto"/>
-        <w:ind w:right="359"/>
-        <w:jc w:val="center"/>
+        <w:t xml:space="preserve">{judulKegiatan}</w:t>
+      </w:r>
+    </w:p>
+    <w:p>
+      <w:pPr>
+        <w:spacing w:before="240" w:after="120" w:line="276" w:lineRule="auto"/>
+        <w:keepNext/>
+      </w:pPr>
+      <w:r>
         <w:rPr>
-          <w:rFonts w:cs="Arial"/>
+          <w:rFonts w:ascii="Arial" w:hAnsi="Arial" w:cs="Arial"/>
           <w:b/>
-          <w:sz w:val="24"/>
-          <w:szCs w:val="24"/>
-          <w:lang w:val="en-US"/>
+          <w:bCs/>
+          <w:sz w:val="22"/>
+          <w:szCs w:val="22"/>
         </w:rPr>
+        <w:t xml:space="preserve">1. LATAR BELAKANG</w:t>
+      </w:r>
+    </w:p>
+    <w:p>
+      <w:pPr>
+        <w:spacing w:before="0" w:after="120" w:line="276" w:lineRule="auto"/>
+        <w:ind w:left="360"/>
+        <w:jc w:val="both"/>
       </w:pPr>
       <w:r>
         <w:rPr>
+          <w:rFonts w:ascii="Arial" w:hAnsi="Arial" w:cs="Arial"/>
+          <w:sz w:val="22"/>
+          <w:szCs w:val="22"/>
+        </w:rPr>
+        <w:t xml:space="preserve">{latarBelakang}</w:t>
+      </w:r>
+    </w:p>
+    <w:p>
+      <w:pPr>
+        <w:spacing w:before="240" w:after="120" w:line="276" w:lineRule="auto"/>
+        <w:keepNext/>
+      </w:pPr>
+      <w:r>
+        <w:rPr>
+          <w:rFonts w:ascii="Arial" w:hAnsi="Arial" w:cs="Arial"/>
           <w:b/>
-          <w:noProof/>
-          <w:sz w:val="24"/>
-          <w:szCs w:val="24"/>
-          <w:lang w:val="en-US"/>
+          <w:bCs/>
+          <w:sz w:val="22"/>
+          <w:szCs w:val="22"/>
         </w:rPr>
-        <w:t>{judulProgramRKA}</w:t>
-      </w:r>
-    </w:p>
-    <w:p>
-      <w:pPr>
-        <w:spacing w:before="182" w:line="276" w:lineRule="auto"/>
-        <w:ind w:right="359"/>
-        <w:jc w:val="center"/>
+        <w:t xml:space="preserve">2. TUJUAN</w:t>
+      </w:r>
+    </w:p>
+    <w:p>
+      <w:pPr>
+        <w:spacing w:before="0" w:after="60" w:line="276" w:lineRule="auto"/>
+        <w:ind w:left="360"/>
+        <w:keepNext/>
+      </w:pPr>
+      <w:r>
         <w:rPr>
-          <w:rFonts w:cs="Arial"/>
-          <w:b/>
-          <w:sz w:val="24"/>
-          <w:szCs w:val="24"/>
-          <w:lang w:val="en-US"/>
-        </w:rPr>
-      </w:pPr>
-      <w:r>
-        <w:rPr>
-          <w:b/>
-          <w:noProof/>
-          <w:sz w:val="24"/>
-          <w:szCs w:val="24"/>
-          <w:lang w:val="en-US"/>
-        </w:rPr>
-        <w:t>{judulKegiatan}</w:t>
-      </w:r>
-    </w:p>
-    <w:bookmarkEnd w:id="0"/>
-    <w:p>
-      <w:pPr>
-        <w:pStyle w:val="BodyText"/>
-        <w:spacing w:before="87" w:line="276" w:lineRule="auto"/>
-        <w:jc w:val="both"/>
-        <w:rPr>
-          <w:b/>
-        </w:rPr>
-      </w:pPr>
-    </w:p>
-    <w:p>
-      <w:pPr>
-        <w:pStyle w:val="ListParagraph"/>
-        <w:numPr>
-          <w:ilvl w:val="0"/>
-          <w:numId w:val="1"/>
-        </w:numPr>
-        <w:spacing w:line="276" w:lineRule="auto"/>
-        <w:ind w:left="284" w:hanging="359"/>
-        <w:jc w:val="both"/>
-        <w:rPr>
-          <w:b/>
-          <w:sz w:val="24"/>
-          <w:szCs w:val="24"/>
-        </w:rPr>
-      </w:pPr>
-      <w:r>
-        <w:rPr>
-          <w:b/>
-          <w:spacing w:val="-5"/>
-          <w:sz w:val="24"/>
-          <w:szCs w:val="24"/>
-        </w:rPr>
-        <w:t>LATAR</w:t>
-      </w:r>
-      <w:r>
-        <w:rPr>
-          <w:b/>
-          <w:spacing w:val="-11"/>
-          <w:sz w:val="24"/>
-          <w:szCs w:val="24"/>
-        </w:rPr>
-        <w:t xml:space="preserve"> </w:t>
-      </w:r>
-      <w:r>
-        <w:rPr>
-          <w:b/>
-          <w:spacing w:val="-2"/>
-          <w:sz w:val="24"/>
-          <w:szCs w:val="24"/>
-        </w:rPr>
-        <w:t>BELAKANG</w:t>
-      </w:r>
-    </w:p>
-    <w:p>
-      <w:pPr>
-        <w:pStyle w:val="ListParagraph"/>
-        <w:widowControl/>
-        <w:autoSpaceDE/>
-        <w:autoSpaceDN/>
-        <w:spacing w:before="100" w:beforeAutospacing="1" w:after="100" w:afterAutospacing="1" w:line="276" w:lineRule="auto"/>
-        <w:ind w:left="360" w:firstLine="0"/>
-        <w:jc w:val="both"/>
-        <w:rPr>
-          <w:rFonts w:eastAsia="Times New Roman" w:cs="Times New Roman"/>
-          <w:sz w:val="24"/>
-          <w:szCs w:val="24"/>
-          <w:lang w:val="en-US"/>
-        </w:rPr>
-      </w:pPr>
-      <w:proofErr w:type="spellStart"/>
-      <w:r>
-        <w:rPr>
-          <w:rFonts w:eastAsia="Times New Roman" w:cs="Times New Roman"/>
-          <w:sz w:val="24"/>
-          <w:szCs w:val="24"/>
-          <w:lang w:val="en-US"/>
-        </w:rPr>
-        <w:t>{latarBelakang}</w:t>
-      </w:r>
-    </w:p>
-    <w:p>
-      <w:pPr>
-        <w:pStyle w:val="BodyText"/>
-        <w:spacing w:line="276" w:lineRule="auto"/>
-        <w:jc w:val="both"/>
-        <w:sectPr>
-          <w:headerReference w:type="default" r:id="rId8"/>
-          <w:type w:val="continuous"/>
-          <w:pgSz w:w="12240" w:h="15840"/>
-          <w:pgMar w:top="1340" w:right="1440" w:bottom="280" w:left="1800" w:header="0" w:footer="0" w:gutter="0"/>
-          <w:pgNumType w:start="1"/>
-          <w:cols w:space="720"/>
-        </w:sectPr>
-      </w:pPr>
-    </w:p>
-    <w:p>
-      <w:pPr>
-        <w:pStyle w:val="ListParagraph"/>
-        <w:numPr>
-          <w:ilvl w:val="0"/>
-          <w:numId w:val="1"/>
-        </w:numPr>
-        <w:spacing w:before="82" w:line="276" w:lineRule="auto"/>
-        <w:ind w:left="284" w:hanging="359"/>
-        <w:jc w:val="both"/>
-        <w:rPr>
-          <w:b/>
-          <w:sz w:val="24"/>
-          <w:szCs w:val="24"/>
-        </w:rPr>
-      </w:pPr>
-      <w:r>
-        <w:rPr>
-          <w:b/>
-          <w:spacing w:val="-2"/>
-          <w:sz w:val="24"/>
-          <w:szCs w:val="24"/>
-        </w:rPr>
-        <w:lastRenderedPageBreak/>
-        <w:t>TUJUAN</w:t>
-      </w:r>
-    </w:p>
-    <w:p>
-      <w:pPr>
-        <w:widowControl/>
-        <w:autoSpaceDE/>
-        <w:autoSpaceDN/>
-        <w:spacing w:line="276" w:lineRule="auto"/>
-        <w:jc w:val="both"/>
-        <w:rPr>
-          <w:rFonts w:eastAsia="Times New Roman" w:cs="Times New Roman"/>
-          <w:sz w:val="24"/>
-          <w:szCs w:val="24"/>
-          <w:lang w:val="en-US"/>
-        </w:rPr>
-      </w:pPr>
-      <w:r>
-        <w:rPr>
-          <w:sz w:val="24"/>
-          <w:szCs w:val="24"/>
+          <w:rFonts w:ascii="Arial" w:hAnsi="Arial" w:cs="Arial"/>
+          <w:sz w:val="22"/>
+          <w:szCs w:val="22"/>
         </w:rPr>
         <w:t xml:space="preserve">a. Tujuan Umum</w:t>
       </w:r>
     </w:p>
     <w:p>
       <w:pPr>
-        <w:widowControl/>
-        <w:autoSpaceDE/>
-        <w:autoSpaceDN/>
-        <w:spacing w:line="276" w:lineRule="auto"/>
+        <w:spacing w:before="0" w:after="120" w:line="276" w:lineRule="auto"/>
+        <w:ind w:left="720"/>
         <w:jc w:val="both"/>
+      </w:pPr>
+      <w:r>
         <w:rPr>
-          <w:rFonts w:eastAsia="Times New Roman" w:cs="Times New Roman"/>
-          <w:sz w:val="24"/>
-          <w:szCs w:val="24"/>
-          <w:lang w:val="en-US"/>
-        </w:rPr>
-      </w:pPr>
-      <w:r>
-        <w:rPr>
-          <w:sz w:val="24"/>
-          <w:szCs w:val="24"/>
+          <w:rFonts w:ascii="Arial" w:hAnsi="Arial" w:cs="Arial"/>
+          <w:sz w:val="22"/>
+          <w:szCs w:val="22"/>
         </w:rPr>
         <w:t xml:space="preserve">{tujuanUmum}</w:t>
       </w:r>
     </w:p>
     <w:p>
       <w:pPr>
-        <w:widowControl/>
-        <w:autoSpaceDE/>
-        <w:autoSpaceDN/>
-        <w:spacing w:line="276" w:lineRule="auto"/>
-        <w:jc w:val="both"/>
+        <w:spacing w:before="0" w:after="60" w:line="276" w:lineRule="auto"/>
+        <w:ind w:left="360"/>
+        <w:keepNext/>
+      </w:pPr>
+      <w:r>
         <w:rPr>
-          <w:rFonts w:eastAsia="Times New Roman" w:cs="Times New Roman"/>
-          <w:sz w:val="24"/>
-          <w:szCs w:val="24"/>
-          <w:lang w:val="en-US"/>
-        </w:rPr>
-      </w:pPr>
-      <w:r>
-        <w:rPr>
-          <w:sz w:val="24"/>
-          <w:szCs w:val="24"/>
+          <w:rFonts w:ascii="Arial" w:hAnsi="Arial" w:cs="Arial"/>
+          <w:sz w:val="22"/>
+          <w:szCs w:val="22"/>
         </w:rPr>
         <w:t xml:space="preserve">b. Tujuan Khusus</w:t>
       </w:r>
     </w:p>
     <w:p>
       <w:pPr>
-        <w:pStyle w:val="ListParagraph"/>
-        <w:widowControl/>
-        <w:numPr>
-          <w:ilvl w:val="0"/>
-          <w:numId w:val="5"/>
-        </w:numPr>
-        <w:autoSpaceDE/>
-        <w:autoSpaceDN/>
-        <w:spacing w:line="276" w:lineRule="auto"/>
+        <w:spacing w:before="0" w:after="40" w:line="276" w:lineRule="auto"/>
+        <w:ind w:left="1080" w:hanging="360"/>
         <w:jc w:val="both"/>
+      </w:pPr>
+      <w:r>
         <w:rPr>
-          <w:rFonts w:eastAsia="Times New Roman" w:cs="Times New Roman"/>
-          <w:sz w:val="24"/>
-          <w:szCs w:val="24"/>
-          <w:lang w:val="en-US"/>
+          <w:rFonts w:ascii="Arial" w:hAnsi="Arial" w:cs="Arial"/>
+          <w:sz w:val="22"/>
+          <w:szCs w:val="22"/>
         </w:rPr>
-      </w:pPr>
-      <w:proofErr w:type="spellStart"/>
+        <w:t xml:space="preserve">{#tujuanKhususList}</w:t>
+      </w:r>
+    </w:p>
+    <w:p>
+      <w:pPr>
+        <w:spacing w:before="0" w:after="40" w:line="276" w:lineRule="auto"/>
+        <w:ind w:left="1080" w:hanging="360"/>
+        <w:jc w:val="both"/>
+      </w:pPr>
       <w:r>
         <w:rPr>
-          <w:rFonts w:eastAsia="Times New Roman" w:cs="Times New Roman"/>
-          <w:sz w:val="24"/>
-          <w:szCs w:val="24"/>
-          <w:lang w:val="en-US"/>
+          <w:rFonts w:ascii="Arial" w:hAnsi="Arial" w:cs="Arial"/>
+          <w:sz w:val="22"/>
+          <w:szCs w:val="22"/>
         </w:rPr>
-        <w:t>{#tujuanKhususList}</w:t>
-      </w:r>
-    </w:p>
-    <w:p>
-      <w:pPr>
-        <w:pStyle w:val="ListParagraph"/>
-        <w:widowControl/>
-        <w:numPr>
-          <w:ilvl w:val="0"/>
-          <w:numId w:val="5"/>
-        </w:numPr>
-        <w:autoSpaceDE/>
-        <w:autoSpaceDN/>
-        <w:spacing w:line="276" w:lineRule="auto"/>
+        <w:t xml:space="preserve">- {.}</w:t>
+      </w:r>
+    </w:p>
+    <w:p>
+      <w:pPr>
+        <w:spacing w:before="0" w:after="40" w:line="276" w:lineRule="auto"/>
+        <w:ind w:left="1080" w:hanging="360"/>
         <w:jc w:val="both"/>
+      </w:pPr>
+      <w:r>
         <w:rPr>
-          <w:rFonts w:eastAsia="Times New Roman" w:cs="Times New Roman"/>
-          <w:sz w:val="24"/>
-          <w:szCs w:val="24"/>
-          <w:lang w:val="en-US"/>
+          <w:rFonts w:ascii="Arial" w:hAnsi="Arial" w:cs="Arial"/>
+          <w:sz w:val="22"/>
+          <w:szCs w:val="22"/>
         </w:rPr>
-      </w:pPr>
-      <w:proofErr w:type="spellStart"/>
+        <w:t xml:space="preserve">{/tujuanKhususList}</w:t>
+      </w:r>
+    </w:p>
+    <w:p>
+      <w:pPr>
+        <w:spacing w:before="240" w:after="120" w:line="276" w:lineRule="auto"/>
+        <w:keepNext/>
+      </w:pPr>
       <w:r>
         <w:rPr>
-          <w:rFonts w:eastAsia="Times New Roman" w:cs="Times New Roman"/>
-          <w:sz w:val="24"/>
-          <w:szCs w:val="24"/>
-          <w:lang w:val="en-US"/>
+          <w:rFonts w:ascii="Arial" w:hAnsi="Arial" w:cs="Arial"/>
+          <w:b/>
+          <w:bCs/>
+          <w:sz w:val="22"/>
+          <w:szCs w:val="22"/>
         </w:rPr>
-        <w:t>{.}</w:t>
-      </w:r>
-    </w:p>
-    <w:p>
-      <w:pPr>
-        <w:pStyle w:val="ListParagraph"/>
-        <w:widowControl/>
-        <w:numPr>
-          <w:ilvl w:val="0"/>
-          <w:numId w:val="3"/>
-        </w:numPr>
-        <w:autoSpaceDE/>
-        <w:autoSpaceDN/>
-        <w:spacing w:line="276" w:lineRule="auto"/>
+        <w:t xml:space="preserve">3. SASARAN</w:t>
+      </w:r>
+    </w:p>
+    <w:p>
+      <w:pPr>
+        <w:spacing w:before="0" w:after="40" w:line="276" w:lineRule="auto"/>
+        <w:ind w:left="1080" w:hanging="360"/>
         <w:jc w:val="both"/>
+      </w:pPr>
+      <w:r>
         <w:rPr>
-          <w:rFonts w:eastAsia="Times New Roman" w:cs="Times New Roman"/>
-          <w:sz w:val="24"/>
-          <w:szCs w:val="24"/>
-          <w:lang w:val="en-US"/>
+          <w:rFonts w:ascii="Arial" w:hAnsi="Arial" w:cs="Arial"/>
+          <w:sz w:val="22"/>
+          <w:szCs w:val="22"/>
         </w:rPr>
-      </w:pPr>
-      <w:proofErr w:type="spellStart"/>
+        <w:t xml:space="preserve">{#sasaranList}</w:t>
+      </w:r>
+    </w:p>
+    <w:p>
+      <w:pPr>
+        <w:spacing w:before="0" w:after="40" w:line="276" w:lineRule="auto"/>
+        <w:ind w:left="1080" w:hanging="360"/>
+        <w:jc w:val="both"/>
+      </w:pPr>
       <w:r>
         <w:rPr>
-          <w:rFonts w:eastAsia="Times New Roman" w:cs="Times New Roman"/>
-          <w:sz w:val="24"/>
-          <w:szCs w:val="24"/>
-          <w:lang w:val="en-US"/>
+          <w:rFonts w:ascii="Arial" w:hAnsi="Arial" w:cs="Arial"/>
+          <w:sz w:val="22"/>
+          <w:szCs w:val="22"/>
         </w:rPr>
-        <w:t>{/tujuanKhususList}</w:t>
-      </w:r>
-    </w:p>
-    <w:p>
-      <w:pPr>
-        <w:pStyle w:val="ListParagraph"/>
-        <w:widowControl/>
-        <w:autoSpaceDE/>
-        <w:autoSpaceDN/>
-        <w:spacing w:line="276" w:lineRule="auto"/>
-        <w:ind w:left="720" w:firstLine="0"/>
+        <w:t xml:space="preserve">- {.}</w:t>
+      </w:r>
+    </w:p>
+    <w:p>
+      <w:pPr>
+        <w:spacing w:before="0" w:after="40" w:line="276" w:lineRule="auto"/>
+        <w:ind w:left="1080" w:hanging="360"/>
         <w:jc w:val="both"/>
+      </w:pPr>
+      <w:r>
         <w:rPr>
+          <w:rFonts w:ascii="Arial" w:hAnsi="Arial" w:cs="Arial"/>
+          <w:sz w:val="22"/>
+          <w:szCs w:val="22"/>
+        </w:rPr>
+        <w:t xml:space="preserve">{/sasaranList}</w:t>
+      </w:r>
+    </w:p>
+    <w:p>
+      <w:pPr>
+        <w:spacing w:before="240" w:after="120" w:line="276" w:lineRule="auto"/>
+        <w:keepNext/>
+      </w:pPr>
+      <w:r>
+        <w:rPr>
+          <w:rFonts w:ascii="Arial" w:hAnsi="Arial" w:cs="Arial"/>
           <w:b/>
-          <w:sz w:val="24"/>
-          <w:szCs w:val="24"/>
+          <w:bCs/>
+          <w:sz w:val="22"/>
+          <w:szCs w:val="22"/>
         </w:rPr>
-      </w:pPr>
-    </w:p>
-    <w:p>
-      <w:pPr>
-        <w:pStyle w:val="ListParagraph"/>
-        <w:widowControl/>
-        <w:numPr>
-          <w:ilvl w:val="0"/>
-          <w:numId w:val="1"/>
-        </w:numPr>
-        <w:autoSpaceDE/>
-        <w:autoSpaceDN/>
-        <w:spacing w:line="276" w:lineRule="auto"/>
-        <w:jc w:val="both"/>
+        <w:t xml:space="preserve">4. RENCANA KEGIATAN</w:t>
+      </w:r>
+    </w:p>
+    <w:p>
+      <w:pPr>
+        <w:spacing w:before="0" w:after="40" w:line="276" w:lineRule="auto"/>
+        <w:ind w:left="360"/>
+      </w:pPr>
+      <w:r>
         <w:rPr>
-          <w:b/>
-          <w:sz w:val="24"/>
-          <w:szCs w:val="24"/>
+          <w:rFonts w:ascii="Arial" w:hAnsi="Arial" w:cs="Arial"/>
+          <w:sz w:val="22"/>
+          <w:szCs w:val="22"/>
         </w:rPr>
+        <w:t xml:space="preserve">a. Hari/Tanggal : {hariTanggal}</w:t>
+      </w:r>
+    </w:p>
+    <w:p>
+      <w:pPr>
+        <w:spacing w:before="0" w:after="40" w:line="276" w:lineRule="auto"/>
+        <w:ind w:left="360"/>
       </w:pPr>
       <w:r>
         <w:rPr>
-          <w:b/>
-          <w:spacing w:val="-2"/>
-          <w:sz w:val="24"/>
-          <w:szCs w:val="24"/>
+          <w:rFonts w:ascii="Arial" w:hAnsi="Arial" w:cs="Arial"/>
+          <w:sz w:val="22"/>
+          <w:szCs w:val="22"/>
         </w:rPr>
-        <w:t>SASARAN</w:t>
-      </w:r>
-    </w:p>
-    <w:p>
-      <w:pPr>
-        <w:pStyle w:val="ListParagraph"/>
-        <w:widowControl/>
-        <w:numPr>
-          <w:ilvl w:val="0"/>
-          <w:numId w:val="4"/>
-        </w:numPr>
-        <w:autoSpaceDE/>
-        <w:autoSpaceDN/>
-        <w:spacing w:line="276" w:lineRule="auto"/>
-        <w:jc w:val="both"/>
+        <w:t xml:space="preserve">b. Tempat          : {tempat}</w:t>
+      </w:r>
+    </w:p>
+    <w:p>
+      <w:pPr>
+        <w:spacing w:before="0" w:after="40" w:line="276" w:lineRule="auto"/>
+        <w:ind w:left="360"/>
+      </w:pPr>
+      <w:r>
         <w:rPr>
-          <w:rFonts w:eastAsia="Times New Roman" w:cs="Times New Roman"/>
-          <w:sz w:val="24"/>
-          <w:szCs w:val="24"/>
-          <w:lang w:val="en-US"/>
+          <w:rFonts w:ascii="Arial" w:hAnsi="Arial" w:cs="Arial"/>
+          <w:sz w:val="22"/>
+          <w:szCs w:val="22"/>
         </w:rPr>
-      </w:pPr>
-      <w:proofErr w:type="spellStart"/>
-      <w:r>
-        <w:rPr>
-          <w:rFonts w:eastAsia="Times New Roman" w:cs="Times New Roman"/>
-          <w:sz w:val="24"/>
-          <w:szCs w:val="24"/>
-          <w:lang w:val="en-US"/>
-        </w:rPr>
-        <w:t>{#sasaranList}</w:t>
-      </w:r>
-    </w:p>
-    <w:p>
-      <w:pPr>
-        <w:pStyle w:val="ListParagraph"/>
-        <w:widowControl/>
-        <w:numPr>
-          <w:ilvl w:val="0"/>
-          <w:numId w:val="4"/>
-        </w:numPr>
-        <w:autoSpaceDE/>
-        <w:autoSpaceDN/>
-        <w:spacing w:line="276" w:lineRule="auto"/>
-        <w:jc w:val="both"/>
-        <w:rPr>
-          <w:rFonts w:eastAsia="Times New Roman" w:cs="Times New Roman"/>
-          <w:sz w:val="24"/>
-          <w:szCs w:val="24"/>
-          <w:lang w:val="en-US"/>
-        </w:rPr>
-      </w:pPr>
-      <w:proofErr w:type="spellStart"/>
-      <w:r>
-        <w:rPr>
-          <w:rFonts w:eastAsia="Times New Roman" w:cs="Times New Roman"/>
-          <w:sz w:val="24"/>
-          <w:szCs w:val="24"/>
-          <w:lang w:val="en-US"/>
-        </w:rPr>
-        <w:t>{.}</w:t>
-      </w:r>
-    </w:p>
-    <w:p>
-      <w:pPr>
-        <w:pStyle w:val="ListParagraph"/>
-        <w:widowControl/>
-        <w:numPr>
-          <w:ilvl w:val="0"/>
-          <w:numId w:val="4"/>
-        </w:numPr>
-        <w:autoSpaceDE/>
-        <w:autoSpaceDN/>
-        <w:spacing w:line="276" w:lineRule="auto"/>
-        <w:jc w:val="both"/>
-        <w:rPr>
-          <w:rFonts w:eastAsia="Times New Roman" w:cs="Times New Roman"/>
-          <w:sz w:val="24"/>
-          <w:szCs w:val="24"/>
-          <w:lang w:val="en-US"/>
-        </w:rPr>
-      </w:pPr>
-      <w:proofErr w:type="spellStart"/>
-      <w:r>
-        <w:rPr>
-          <w:rFonts w:eastAsia="Times New Roman" w:cs="Times New Roman"/>
-          <w:sz w:val="24"/>
-          <w:szCs w:val="24"/>
-          <w:lang w:val="en-US"/>
-        </w:rPr>
-        <w:t>{/sasaranList}</w:t>
-      </w:r>
-    </w:p>
-    <w:p>
-      <w:pPr>
-        <w:pStyle w:val="ListParagraph"/>
-        <w:tabs>
-          <w:tab w:val="left" w:pos="359"/>
-        </w:tabs>
-        <w:spacing w:line="276" w:lineRule="auto"/>
-        <w:ind w:left="720" w:firstLine="0"/>
-        <w:jc w:val="both"/>
-        <w:rPr>
-          <w:rFonts w:cs="Arial"/>
-          <w:b/>
-          <w:sz w:val="24"/>
-          <w:szCs w:val="24"/>
-        </w:rPr>
-      </w:pPr>
-    </w:p>
-    <w:p>
-      <w:pPr>
-        <w:pStyle w:val="ListParagraph"/>
-        <w:numPr>
-          <w:ilvl w:val="0"/>
-          <w:numId w:val="1"/>
-        </w:numPr>
-        <w:tabs>
-          <w:tab w:val="left" w:pos="426"/>
-        </w:tabs>
-        <w:spacing w:before="1" w:line="276" w:lineRule="auto"/>
-        <w:ind w:left="284" w:hanging="359"/>
-        <w:jc w:val="both"/>
-        <w:rPr>
-          <w:b/>
-          <w:sz w:val="24"/>
-          <w:szCs w:val="24"/>
-        </w:rPr>
-      </w:pPr>
-      <w:r>
-        <w:rPr>
-          <w:b/>
-          <w:sz w:val="24"/>
-          <w:szCs w:val="24"/>
-        </w:rPr>
-        <w:t>RENCANA</w:t>
-      </w:r>
-      <w:r>
-        <w:rPr>
-          <w:b/>
-          <w:spacing w:val="-2"/>
-          <w:sz w:val="24"/>
-          <w:szCs w:val="24"/>
-        </w:rPr>
-        <w:t xml:space="preserve"> KEGIATAN</w:t>
-      </w:r>
-    </w:p>
-    <w:p>
-      <w:pPr>
-        <w:pStyle w:val="ListParagraph"/>
-        <w:numPr>
-          <w:ilvl w:val="1"/>
-          <w:numId w:val="1"/>
-        </w:numPr>
-        <w:spacing w:before="138" w:line="276" w:lineRule="auto"/>
-        <w:ind w:left="284" w:hanging="266"/>
-        <w:jc w:val="both"/>
-        <w:rPr>
-          <w:sz w:val="24"/>
-          <w:szCs w:val="24"/>
-        </w:rPr>
-      </w:pPr>
-      <w:r>
-        <w:rPr>
-          <w:sz w:val="24"/>
-          <w:szCs w:val="24"/>
-        </w:rPr>
-        <w:t>Hari/Tanggal: {hariTanggal}</w:t>
-      </w:r>
-    </w:p>
-    <w:p>
-      <w:pPr>
-        <w:pStyle w:val="ListParagraph"/>
-        <w:numPr>
-          <w:ilvl w:val="1"/>
-          <w:numId w:val="1"/>
-        </w:numPr>
-        <w:spacing w:before="138" w:line="276" w:lineRule="auto"/>
-        <w:ind w:left="284" w:hanging="266"/>
-        <w:jc w:val="both"/>
-        <w:rPr>
-          <w:sz w:val="24"/>
-          <w:szCs w:val="24"/>
-        </w:rPr>
-      </w:pPr>
-      <w:r>
-        <w:rPr>
-          <w:sz w:val="24"/>
-          <w:szCs w:val="24"/>
-        </w:rPr>
-        <w:t>Tempat: {tempat}</w:t>
-      </w:r>
-      <w:proofErr w:type="spellEnd"/>
-    </w:p>
-    <w:p>
-      <w:pPr>
-        <w:pStyle w:val="ListParagraph"/>
-        <w:numPr>
-          <w:ilvl w:val="1"/>
-          <w:numId w:val="1"/>
-        </w:numPr>
-        <w:spacing w:before="138" w:line="276" w:lineRule="auto"/>
-        <w:ind w:left="284" w:hanging="253"/>
-        <w:jc w:val="both"/>
-        <w:rPr>
-          <w:sz w:val="24"/>
-          <w:szCs w:val="24"/>
-        </w:rPr>
-      </w:pPr>
-      <w:r>
-        <w:rPr>
-          <w:b/>
-          <w:noProof/>
-          <w:sz w:val="24"/>
-          <w:szCs w:val="24"/>
-          <w:lang w:val="en-US"/>
-        </w:rPr>
-        <w:t>Narasumber: {narasumber}</w:t>
-      </w:r>
-    </w:p>
-    <w:p>
-      <w:pPr>
-        <w:spacing w:before="138" w:line="276" w:lineRule="auto"/>
-        <w:rPr>
-          <w:sz w:val="24"/>
-        </w:rPr>
-      </w:pPr>
-    </w:p>
-    <w:p>
-      <w:pPr>
-        <w:spacing w:before="480"/>
+        <w:t xml:space="preserve">c. Narasumber   : {narasumber}</w:t>
+      </w:r>
+    </w:p>
+    <w:p>
+      <w:pPr>
+        <w:spacing w:before="480" w:after="0"/>
       </w:pPr>
     </w:p>
     <w:tbl>
@@ -664,6 +341,7 @@
             </w:pPr>
             <w:r>
               <w:rPr>
+                <w:rFonts w:ascii="Arial" w:hAnsi="Arial" w:cs="Arial"/>
                 <w:sz w:val="22"/>
                 <w:szCs w:val="22"/>
               </w:rPr>
@@ -682,6 +360,7 @@
             </w:pPr>
             <w:r>
               <w:rPr>
+                <w:rFonts w:ascii="Arial" w:hAnsi="Arial" w:cs="Arial"/>
                 <w:sz w:val="22"/>
                 <w:szCs w:val="22"/>
               </w:rPr>
@@ -702,6 +381,7 @@
             </w:pPr>
             <w:r>
               <w:rPr>
+                <w:rFonts w:ascii="Arial" w:hAnsi="Arial" w:cs="Arial"/>
                 <w:sz w:val="22"/>
                 <w:szCs w:val="22"/>
               </w:rPr>
@@ -720,6 +400,7 @@
             </w:pPr>
             <w:r>
               <w:rPr>
+                <w:rFonts w:ascii="Arial" w:hAnsi="Arial" w:cs="Arial"/>
                 <w:sz w:val="22"/>
                 <w:szCs w:val="22"/>
               </w:rPr>
@@ -782,6 +463,7 @@
             </w:pPr>
             <w:r>
               <w:rPr>
+                <w:rFonts w:ascii="Arial" w:hAnsi="Arial" w:cs="Arial"/>
                 <w:sz w:val="22"/>
                 <w:szCs w:val="22"/>
               </w:rPr>
@@ -800,6 +482,7 @@
             </w:pPr>
             <w:r>
               <w:rPr>
+                <w:rFonts w:ascii="Arial" w:hAnsi="Arial" w:cs="Arial"/>
                 <w:sz w:val="22"/>
                 <w:szCs w:val="22"/>
               </w:rPr>

--- a/public/templates/Template_TOR.docx
+++ b/public/templates/Template_TOR.docx
@@ -1,508 +1,1028 @@
 
 <file path=word/document.xml><?xml version="1.0" encoding="utf-8"?>
-<w:document xmlns:wpc="http://schemas.microsoft.com/office/word/2010/wordprocessingCanvas" xmlns:cx="http://schemas.microsoft.com/office/drawing/2014/chartex" xmlns:cx1="http://schemas.microsoft.com/office/drawing/2015/9/8/chartex" xmlns:mc="http://schemas.openxmlformats.org/markup-compatibility/2006" xmlns:o="urn:schemas-microsoft-com:office:office" xmlns:r="http://schemas.openxmlformats.org/officeDocument/2006/relationships" xmlns:m="http://schemas.openxmlformats.org/officeDocument/2006/math" xmlns:v="urn:schemas-microsoft-com:vml" xmlns:wp14="http://schemas.microsoft.com/office/word/2010/wordprocessingDrawing" xmlns:wp="http://schemas.openxmlformats.org/drawingml/2006/wordprocessingDrawing" xmlns:w10="urn:schemas-microsoft-com:office:word" xmlns:w="http://schemas.openxmlformats.org/wordprocessingml/2006/main" xmlns:w14="http://schemas.microsoft.com/office/word/2010/wordml" xmlns:w15="http://schemas.microsoft.com/office/word/2012/wordml" xmlns:w16se="http://schemas.microsoft.com/office/word/2015/wordml/symex" xmlns:wpg="http://schemas.microsoft.com/office/word/2010/wordprocessingGroup" xmlns:wpi="http://schemas.microsoft.com/office/word/2010/wordprocessingInk" xmlns:wne="http://schemas.microsoft.com/office/word/2006/wordml" xmlns:wps="http://schemas.microsoft.com/office/word/2010/wordprocessingShape" mc:Ignorable="w14 w15 w16se wp14">
+<w:document xmlns:wpc="http://schemas.microsoft.com/office/word/2010/wordprocessingCanvas" xmlns:cx="http://schemas.microsoft.com/office/drawing/2014/chartex" xmlns:cx1="http://schemas.microsoft.com/office/drawing/2015/9/8/chartex" xmlns:cx2="http://schemas.microsoft.com/office/drawing/2015/10/21/chartex" xmlns:cx3="http://schemas.microsoft.com/office/drawing/2016/5/9/chartex" xmlns:cx4="http://schemas.microsoft.com/office/drawing/2016/5/10/chartex" xmlns:cx5="http://schemas.microsoft.com/office/drawing/2016/5/11/chartex" xmlns:cx6="http://schemas.microsoft.com/office/drawing/2016/5/12/chartex" xmlns:cx7="http://schemas.microsoft.com/office/drawing/2016/5/13/chartex" xmlns:cx8="http://schemas.microsoft.com/office/drawing/2016/5/14/chartex" xmlns:mc="http://schemas.openxmlformats.org/markup-compatibility/2006" xmlns:aink="http://schemas.microsoft.com/office/drawing/2016/ink" xmlns:am3d="http://schemas.microsoft.com/office/drawing/2017/model3d" xmlns:o="urn:schemas-microsoft-com:office:office" xmlns:oel="http://schemas.microsoft.com/office/2019/extlst" xmlns:r="http://schemas.openxmlformats.org/officeDocument/2006/relationships" xmlns:m="http://schemas.openxmlformats.org/officeDocument/2006/math" xmlns:v="urn:schemas-microsoft-com:vml" xmlns:wp14="http://schemas.microsoft.com/office/word/2010/wordprocessingDrawing" xmlns:wp="http://schemas.openxmlformats.org/drawingml/2006/wordprocessingDrawing" xmlns:w10="urn:schemas-microsoft-com:office:word" xmlns:w="http://schemas.openxmlformats.org/wordprocessingml/2006/main" xmlns:w14="http://schemas.microsoft.com/office/word/2010/wordml" xmlns:w15="http://schemas.microsoft.com/office/word/2012/wordml" xmlns:w16cei="http://schemas.microsoft.com/office/word/2026/wordml/cei" xmlns:w16cex="http://schemas.microsoft.com/office/word/2018/wordml/cex" xmlns:w16cid="http://schemas.microsoft.com/office/word/2016/wordml/cid" xmlns:w16="http://schemas.microsoft.com/office/word/2018/wordml" xmlns:w16du="http://schemas.microsoft.com/office/word/2023/wordml/word16du" xmlns:w16sdtdh="http://schemas.microsoft.com/office/word/2020/wordml/sdtdatahash" xmlns:w16sdtfl="http://schemas.microsoft.com/office/word/2024/wordml/sdtformatlock" xmlns:w16se="http://schemas.microsoft.com/office/word/2015/wordml/symex" xmlns:wpg="http://schemas.microsoft.com/office/word/2010/wordprocessingGroup" xmlns:wpi="http://schemas.microsoft.com/office/word/2010/wordprocessingInk" xmlns:wne="http://schemas.microsoft.com/office/word/2006/wordml" xmlns:wps="http://schemas.microsoft.com/office/word/2010/wordprocessingShape" mc:Ignorable="w14 w15 w16se w16cid w16 w16cex w16sdtdh w16sdtfl w16du wp14">
   <w:body>
     <w:p>
       <w:pPr>
-        <w:spacing w:before="120" w:after="120" w:line="276" w:lineRule="auto"/>
+        <w:pStyle w:val="Heading1"/>
+        <w:spacing w:before="240"/>
+        <w:ind w:left="26" w:right="1443" w:firstLine="0"/>
         <w:jc w:val="center"/>
+        <w:rPr>
+          <w:spacing w:val="-2"/>
+        </w:rPr>
+      </w:pPr>
+      <w:r>
+        <w:rPr>
+          <w:spacing w:val="-2"/>
+        </w:rPr>
+        <w:t>RINGKASAN</w:t>
+      </w:r>
+      <w:r>
+        <w:rPr>
+          <w:spacing w:val="-6"/>
+        </w:rPr>
+        <w:t xml:space="preserve"> </w:t>
+      </w:r>
+      <w:r>
+        <w:rPr>
+          <w:spacing w:val="-2"/>
+        </w:rPr>
+        <w:t>KEGIATAN</w:t>
+      </w:r>
+    </w:p>
+    <w:p>
+      <w:pPr>
+        <w:pStyle w:val="Heading1"/>
+        <w:spacing w:before="240"/>
+        <w:ind w:left="26" w:right="1443" w:firstLine="0"/>
+        <w:jc w:val="center"/>
+      </w:pPr>
+    </w:p>
+    <w:p>
+      <w:pPr>
+        <w:tabs>
+          <w:tab w:val="left" w:pos="1761"/>
+        </w:tabs>
+        <w:spacing w:before="37"/>
+        <w:ind w:left="305"/>
+        <w:jc w:val="center"/>
+        <w:rPr>
+          <w:rFonts w:ascii="Arial"/>
+          <w:b/>
+          <w:sz w:val="24"/>
+          <w:lang w:val="en-US"/>
+        </w:rPr>
       </w:pPr>
       <w:r>
         <w:rPr>
           <w:rFonts w:ascii="Arial" w:hAnsi="Arial" w:cs="Arial"/>
-          <w:sz w:val="26"/>
-          <w:szCs w:val="26"/>
+          <w:b/>
+          <w:color w:val="3C4043"/>
+          <w:shd w:val="clear" w:color="auto" w:fill="FFFFFF"/>
+          <w:lang w:val="en-US"/>
+        </w:rPr>
+        <w:t xml:space="preserve">{judulKegiatan}</w:t>
+      </w:r>
+    </w:p>
+    <w:p>
+      <w:pPr>
+        <w:pStyle w:val="BodyText"/>
+        <w:spacing w:before="68" w:after="1"/>
+        <w:rPr>
+          <w:rFonts w:ascii="Arial"/>
+          <w:b/>
+          <w:sz w:val="20"/>
+        </w:rPr>
+      </w:pPr>
+    </w:p>
+    <w:p>
+      <w:pPr>
+        <w:spacing w:line="20" w:lineRule="exact"/>
+        <w:ind w:left="-105"/>
+        <w:rPr>
+          <w:rFonts w:ascii="Arial"/>
+          <w:sz w:val="2"/>
+        </w:rPr>
+      </w:pPr>
+      <w:r>
+        <w:rPr>
+          <w:rFonts w:ascii="Arial"/>
+          <w:noProof/>
+          <w:sz w:val="2"/>
+          <w:lang w:val="en-US"/>
+        </w:rPr>
+        <mc:AlternateContent>
+          <mc:Choice Requires="wpg">
+            <w:drawing>
+              <wp:inline distT="0" distB="0" distL="0" distR="0" wp14:anchorId="0518E5A3" wp14:editId="272E63AD">
+                <wp:extent cx="6086475" cy="9525"/>
+                <wp:effectExtent l="9525" t="0" r="0" b="9525"/>
+                <wp:docPr id="3" name="Group 3"/>
+                <wp:cNvGraphicFramePr>
+                  <a:graphicFrameLocks xmlns:a="http://schemas.openxmlformats.org/drawingml/2006/main"/>
+                </wp:cNvGraphicFramePr>
+                <a:graphic xmlns:a="http://schemas.openxmlformats.org/drawingml/2006/main">
+                  <a:graphicData uri="http://schemas.microsoft.com/office/word/2010/wordprocessingGroup">
+                    <wpg:wgp>
+                      <wpg:cNvGrpSpPr>
+                        <a:grpSpLocks/>
+                      </wpg:cNvGrpSpPr>
+                      <wpg:grpSpPr>
+                        <a:xfrm>
+                          <a:off x="0" y="0"/>
+                          <a:ext cx="6086475" cy="9525"/>
+                          <a:chOff x="0" y="0"/>
+                          <a:chExt cx="6086475" cy="9525"/>
+                        </a:xfrm>
+                      </wpg:grpSpPr>
+                      <wps:wsp>
+                        <wps:cNvPr id="4" name="Graphic 4"/>
+                        <wps:cNvSpPr/>
+                        <wps:spPr>
+                          <a:xfrm>
+                            <a:off x="0" y="4762"/>
+                            <a:ext cx="6086475" cy="1270"/>
+                          </a:xfrm>
+                          <a:custGeom>
+                            <a:avLst/>
+                            <a:gdLst/>
+                            <a:ahLst/>
+                            <a:cxnLst/>
+                            <a:rect l="l" t="t" r="r" b="b"/>
+                            <a:pathLst>
+                              <a:path w="6086475">
+                                <a:moveTo>
+                                  <a:pt x="0" y="0"/>
+                                </a:moveTo>
+                                <a:lnTo>
+                                  <a:pt x="6086475" y="0"/>
+                                </a:lnTo>
+                              </a:path>
+                            </a:pathLst>
+                          </a:custGeom>
+                          <a:ln w="9525">
+                            <a:solidFill>
+                              <a:srgbClr val="000000"/>
+                            </a:solidFill>
+                            <a:prstDash val="solid"/>
+                          </a:ln>
+                        </wps:spPr>
+                        <wps:bodyPr wrap="square" lIns="0" tIns="0" rIns="0" bIns="0" rtlCol="0">
+                          <a:prstTxWarp prst="textNoShape">
+                            <a:avLst/>
+                          </a:prstTxWarp>
+                          <a:noAutofit/>
+                        </wps:bodyPr>
+                      </wps:wsp>
+                    </wpg:wgp>
+                  </a:graphicData>
+                </a:graphic>
+              </wp:inline>
+            </w:drawing>
+          </mc:Choice>
+          <mc:Fallback>
+            <w:pict>
+              <v:group w14:anchorId="0035759D" id="Group 3" o:spid="_x0000_s1026" style="width:479.25pt;height:.75pt;mso-position-horizontal-relative:char;mso-position-vertical-relative:line" coordsize="60864,95" o:gfxdata="UEsDBBQABgAIAAAAIQC2gziS/gAAAOEBAAATAAAAW0NvbnRlbnRfVHlwZXNdLnhtbJSRQU7DMBBF 90jcwfIWJU67QAgl6YK0S0CoHGBkTxKLZGx5TGhvj5O2G0SRWNoz/78nu9wcxkFMGNg6quQqL6RA 0s5Y6ir5vt9lD1JwBDIwOMJKHpHlpr69KfdHjyxSmriSfYz+USnWPY7AufNIadK6MEJMx9ApD/oD OlTrorhX2lFEilmcO2RdNtjC5xDF9pCuTyYBB5bi6bQ4syoJ3g9WQ0ymaiLzg5KdCXlKLjvcW893 SUOqXwnz5DrgnHtJTxOsQfEKIT7DmDSUCaxw7Rqn8787ZsmRM9e2VmPeBN4uqYvTtW7jvijg9N/y JsXecLq0q+WD6m8AAAD//wMAUEsDBBQABgAIAAAAIQA4/SH/1gAAAJQBAAALAAAAX3JlbHMvLnJl bHOkkMFqwzAMhu+DvYPRfXGawxijTi+j0GvpHsDYimMaW0Yy2fr2M4PBMnrbUb/Q94l/f/hMi1qR JVI2sOt6UJgd+ZiDgffL8ekFlFSbvV0oo4EbChzGx4f9GRdb25HMsYhqlCwG5lrLq9biZkxWOiqY 22YiTra2kYMu1l1tQD30/bPm3wwYN0x18gb45AdQl1tp5j/sFB2T0FQ7R0nTNEV3j6o9feQzro1i OWA14Fm+Q8a1a8+Bvu/d/dMb2JY5uiPbhG/ktn4cqGU/er3pcvwCAAD//wMAUEsDBBQABgAIAAAA IQD6F+nAaAIAAJAFAAAOAAAAZHJzL2Uyb0RvYy54bWykVMlu2zAQvRfoPxC817INL4lgOSjixigQ pAHiomeaohaUItkhbcl/3yG12HGCHlIdiEfOcJY3T1zdNZUkRwG21Cqhk9GYEqG4TkuVJ/Tn7uHL DSXWMZUyqZVI6ElYerf+/GlVm1hMdaFlKoBgEGXj2iS0cM7EUWR5ISpmR9oIhcZMQ8UcbiGPUmA1 Rq9kNB2PF1GtITWgubAWTzetka5D/CwT3P3IMisckQnF2lxYIax7v0brFYtzYKYoeVcG+0AVFSsV Jh1CbZhj5ADlm1BVyUFbnbkR11Wks6zkIvSA3UzGV91sQR9M6CWP69wMNCG1Vzx9OCx/Om7BvJhn aKtH+Kj5b4u8RLXJ40u73+dn5yaDyl/CJkgTGD0NjIrGEY6Hi/HNYracU8LRdjufzlvCeYFTeXOJ F9/+dS1icZsyFDYUUhtUjj2TY/+PnJeCGRE4t775ZyBlmtAZJYpVqN9tJ5WZb8SnRh/PXrezHZHv cjNbLqZt/+/SM5kugx6HPlnMD9ZthQ40s+Ojda1c0x6xoke8UT0EFL2Xuwxyd5Sg3IESlPu+zW6Y 8/f87Dwk9XlO/qzSR7HTwequZoSlna1SXXoNk+5FgL6tBwKfBgXVgpAa8WVzUvkqgkB8YqtlmT6U UoYN5Pt7CeTI/D8cPt8HRnjlZsC6DbNF6xdMnZtUQcw2bqfjp7bX6QlHW+M0E2r/HBgISuR3heLx r0QPoAf7HoCT9zq8JYEgzLlrfjEwxKdPqMPJPuleQyzuh+ZbH3z9TaW/HpzOSj9R1HNfUbdBPQcU fntEr96Vy33wOj+k678AAAD//wMAUEsDBBQABgAIAAAAIQCoNpMg2gAAAAMBAAAPAAAAZHJzL2Rv d25yZXYueG1sTI9BS8NAEIXvgv9hGcGb3USJ1DSbUop6KoKtIL1Nk2kSmp0N2W2S/ntHL/XyYHiP 977JlpNt1UC9bxwbiGcRKOLClQ1XBr52bw9zUD4gl9g6JgMX8rDMb28yTEs38icN21ApKWGfooE6 hC7V2hc1WfQz1xGLd3S9xSBnX+myx1HKbasfo+hZW2xYFmrsaF1TcdqerYH3EcfVU/w6bE7H9WW/ Sz6+NzEZc383rRagAk3hGoZffEGHXJgO7sylV60BeST8qXgvyTwBdZBQAjrP9H/2/AcAAP//AwBQ SwECLQAUAAYACAAAACEAtoM4kv4AAADhAQAAEwAAAAAAAAAAAAAAAAAAAAAAW0NvbnRlbnRfVHlw ZXNdLnhtbFBLAQItABQABgAIAAAAIQA4/SH/1gAAAJQBAAALAAAAAAAAAAAAAAAAAC8BAABfcmVs cy8ucmVsc1BLAQItABQABgAIAAAAIQD6F+nAaAIAAJAFAAAOAAAAAAAAAAAAAAAAAC4CAABkcnMv ZTJvRG9jLnhtbFBLAQItABQABgAIAAAAIQCoNpMg2gAAAAMBAAAPAAAAAAAAAAAAAAAAAMIEAABk cnMvZG93bnJldi54bWxQSwUGAAAAAAQABADzAAAAyQUAAAAA ">
+                <v:shape id="Graphic 4" o:spid="_x0000_s1027" style="position:absolute;top:47;width:60864;height:13;visibility:visible;mso-wrap-style:square;v-text-anchor:top" coordsize="6086475,1270" o:gfxdata="UEsDBBQABgAIAAAAIQDb4fbL7gAAAIUBAAATAAAAW0NvbnRlbnRfVHlwZXNdLnhtbHyQz07DMAyH 70i8Q+QralM4IITa7kDhCAiNB7ASt43WOlEcyvb2pNu4IODoPz9/n1xv9vOkForiPDdwXVagiI23 jocG3rdPxR0oScgWJ8/UwIEENu3lRb09BBKV0ywNjCmFe63FjDSjlD4Q50nv44wpl3HQAc0OB9I3 VXWrjedEnIq03oC27qjHjympx31un0wiTQLq4bS4shrAECZnMGVTvbD9QSnOhDInjzsyuiBXWQP0 r4R18jfgnHvJr4nOknrFmJ5xzhraRtHWf3Kkpfz/yGo5S+H73hkquyhdjr3R8m2lj09svwAAAP// AwBQSwMEFAAGAAgAAAAhAFr0LFu/AAAAFQEAAAsAAABfcmVscy8ucmVsc2zPwWrDMAwG4Ptg72B0 X5TuUMaI01uh19I+gLGVxCy2jGSy9e1nemrHjpL4P0nD4SetZiPRyNnCruvBUPYcYp4tXC/Htw8w Wl0ObuVMFm6kcBhfX4Yzra62kC6xqGlKVgtLreUTUf1CyWnHhXKbTCzJ1VbKjMX5LzcTvvf9HuXR gPHJNKdgQU5hB+ZyK23zHztFL6w81c5zQp6m6P9TMfB3PtPWFCczVQtB9N4U2rp2HOA44NMz4y8A AAD//wMAUEsDBBQABgAIAAAAIQDk5uUuwwAAANoAAAAPAAAAZHJzL2Rvd25yZXYueG1sRI9Ba8JA FITvgv9heUIvopuWIBJdRQtCW1BQg+dH9plEs2/D7lbTf98VBI/DzHzDzJedacSNnK8tK3gfJyCI C6trLhXkx81oCsIHZI2NZVLwRx6Wi35vjpm2d97T7RBKESHsM1RQhdBmUvqiIoN+bFvi6J2tMxii dKXUDu8Rbhr5kSQTabDmuFBhS58VFdfDr1GwO+ani6tX2+91vk+H6Wa3/cmHSr0NutUMRKAuvMLP 9pdWkMLjSrwBcvEPAAD//wMAUEsBAi0AFAAGAAgAAAAhANvh9svuAAAAhQEAABMAAAAAAAAAAAAA AAAAAAAAAFtDb250ZW50X1R5cGVzXS54bWxQSwECLQAUAAYACAAAACEAWvQsW78AAAAVAQAACwAA AAAAAAAAAAAAAAAfAQAAX3JlbHMvLnJlbHNQSwECLQAUAAYACAAAACEA5OblLsMAAADaAAAADwAA AAAAAAAAAAAAAAAHAgAAZHJzL2Rvd25yZXYueG1sUEsFBgAAAAADAAMAtwAAAPcCAAAAAA== " path="m,l6086475,e" filled="f">
+                  <v:path arrowok="t"/>
+                </v:shape>
+                <w10:anchorlock/>
+              </v:group>
+            </w:pict>
+          </mc:Fallback>
+        </mc:AlternateContent>
+      </w:r>
+    </w:p>
+    <w:p>
+      <w:pPr>
+        <w:pStyle w:val="Heading1"/>
+        <w:numPr>
+          <w:ilvl w:val="0"/>
+          <w:numId w:val="1"/>
+        </w:numPr>
+        <w:tabs>
+          <w:tab w:val="left" w:pos="353"/>
+        </w:tabs>
+        <w:spacing w:before="66"/>
+        <w:ind w:left="353" w:hanging="353"/>
+      </w:pPr>
+      <w:r>
+        <w:rPr>
+          <w:spacing w:val="-8"/>
+        </w:rPr>
+        <w:t>LATAR</w:t>
+      </w:r>
+      <w:r>
+        <w:rPr>
+          <w:spacing w:val="-11"/>
+        </w:rPr>
+        <w:t xml:space="preserve"> </w:t>
+      </w:r>
+      <w:r>
+        <w:rPr>
+          <w:spacing w:val="-2"/>
+        </w:rPr>
+        <w:t>BELAKANG</w:t>
+      </w:r>
+    </w:p>
+    <w:p>
+      <w:pPr>
+        <w:pStyle w:val="Heading1"/>
+        <w:tabs>
+          <w:tab w:val="left" w:pos="353"/>
+        </w:tabs>
+        <w:spacing w:before="66"/>
+        <w:ind w:firstLine="0"/>
+      </w:pPr>
+      <w:r>
+        <w:rPr>
+          <w:b w:val="0"/>
+        </w:rPr>
+        <w:t>{latarBelakang}</w:t>
+      </w:r>
+    </w:p>
+    <w:p>
+      <w:pPr>
+        <w:pStyle w:val="Heading1"/>
+        <w:numPr>
+          <w:ilvl w:val="0"/>
+          <w:numId w:val="1"/>
+        </w:numPr>
+        <w:tabs>
+          <w:tab w:val="left" w:pos="353"/>
+        </w:tabs>
+        <w:spacing w:line="360" w:lineRule="auto"/>
+        <w:ind w:left="353" w:hanging="353"/>
+        <w:jc w:val="both"/>
+        <w:rPr>
+          <w:rFonts w:ascii="Arial MT" w:hAnsi="Arial MT"/>
+        </w:rPr>
+      </w:pPr>
+      <w:r>
+        <w:rPr>
+          <w:rFonts w:ascii="Arial MT" w:hAnsi="Arial MT"/>
+          <w:spacing w:val="-2"/>
+        </w:rPr>
+        <w:t>TUJUAN</w:t>
+      </w:r>
+    </w:p>
+    <w:p>
+      <w:pPr>
+        <w:pStyle w:val="ListParagraph"/>
+        <w:numPr>
+          <w:ilvl w:val="0"/>
+          <w:numId w:val="3"/>
+        </w:numPr>
+        <w:spacing w:line="360" w:lineRule="auto"/>
+        <w:rPr>
+          <w:rFonts w:eastAsia="Times New Roman" w:cs="Times New Roman"/>
+          <w:sz w:val="24"/>
+          <w:szCs w:val="24"/>
+          <w:lang w:val="en-US"/>
+        </w:rPr>
+      </w:pPr>
+      <w:r>
+        <w:rPr>
+          <w:sz w:val="24"/>
+          <w:szCs w:val="24"/>
+        </w:rPr>
+        <w:t>{#tujuanList}</w:t>
+      </w:r>
+    </w:p>
+    <w:p>
+      <w:pPr>
+        <w:pStyle w:val="ListParagraph"/>
+        <w:numPr>
+          <w:ilvl w:val="0"/>
+          <w:numId w:val="3"/>
+        </w:numPr>
+        <w:spacing w:line="360" w:lineRule="auto"/>
+        <w:rPr>
+          <w:rFonts w:eastAsia="Times New Roman" w:cs="Times New Roman"/>
+          <w:sz w:val="24"/>
+          <w:szCs w:val="24"/>
+          <w:lang w:val="en-US"/>
+        </w:rPr>
+      </w:pPr>
+      <w:r>
+        <w:rPr>
+          <w:sz w:val="24"/>
+          <w:szCs w:val="24"/>
+        </w:rPr>
+        <w:t>{.}</w:t>
+      </w:r>
+    </w:p>
+    <w:p>
+      <w:pPr>
+        <w:pStyle w:val="ListParagraph"/>
+        <w:numPr>
+          <w:ilvl w:val="0"/>
+          <w:numId w:val="3"/>
+        </w:numPr>
+        <w:spacing w:line="360" w:lineRule="auto"/>
+        <w:rPr>
+          <w:rFonts w:eastAsia="Times New Roman" w:cs="Times New Roman"/>
+          <w:sz w:val="24"/>
+          <w:szCs w:val="24"/>
+          <w:lang w:val="en-US"/>
+        </w:rPr>
+      </w:pPr>
+      <w:r>
+        <w:rPr>
+          <w:sz w:val="24"/>
+          <w:szCs w:val="24"/>
+        </w:rPr>
+        <w:t>{/tujuanList}</w:t>
+      </w:r>
+    </w:p>
+    <w:p>
+      <w:pPr>
+        <w:pStyle w:val="ListParagraph"/>
+        <w:spacing w:line="360" w:lineRule="auto"/>
+        <w:ind w:left="720" w:firstLine="0"/>
+        <w:rPr>
+          <w:rFonts w:eastAsia="Times New Roman" w:cs="Times New Roman"/>
+          <w:sz w:val="24"/>
+          <w:szCs w:val="24"/>
+          <w:lang w:val="en-US"/>
+        </w:rPr>
+      </w:pPr>
+    </w:p>
+    <w:p>
+      <w:pPr>
+        <w:pStyle w:val="Heading1"/>
+        <w:numPr>
+          <w:ilvl w:val="0"/>
+          <w:numId w:val="1"/>
+        </w:numPr>
+        <w:tabs>
+          <w:tab w:val="left" w:pos="353"/>
+        </w:tabs>
+        <w:spacing w:before="137" w:line="360" w:lineRule="auto"/>
+        <w:jc w:val="both"/>
+        <w:rPr>
+          <w:rFonts w:ascii="Arial MT" w:hAnsi="Arial MT"/>
+        </w:rPr>
+      </w:pPr>
+      <w:r>
+        <w:rPr>
+          <w:rFonts w:ascii="Arial MT" w:hAnsi="Arial MT"/>
+          <w:spacing w:val="-2"/>
+        </w:rPr>
+        <w:t>SASARAN</w:t>
+      </w:r>
+    </w:p>
+    <w:p>
+      <w:pPr>
+        <w:pStyle w:val="ListParagraph"/>
+        <w:widowControl/>
+        <w:numPr>
+          <w:ilvl w:val="0"/>
+          <w:numId w:val="3"/>
+        </w:numPr>
+        <w:autoSpaceDE/>
+        <w:autoSpaceDN/>
+        <w:spacing w:line="360" w:lineRule="auto"/>
+        <w:rPr>
+          <w:rFonts w:ascii="Times New Roman" w:eastAsia="Times New Roman" w:hAnsi="Times New Roman" w:cs="Times New Roman"/>
+          <w:sz w:val="24"/>
+          <w:szCs w:val="24"/>
+          <w:lang w:val="en-US"/>
+        </w:rPr>
+      </w:pPr>
+      <w:r>
+        <w:rPr>
+          <w:rFonts w:eastAsia="Times New Roman" w:cs="Times New Roman"/>
+          <w:sz w:val="24"/>
+          <w:szCs w:val="24"/>
+          <w:lang w:val="en-US"/>
+        </w:rPr>
+        <w:t>{#sasaranList}</w:t>
+      </w:r>
+    </w:p>
+    <w:p>
+      <w:pPr>
+        <w:pStyle w:val="ListParagraph"/>
+        <w:widowControl/>
+        <w:numPr>
+          <w:ilvl w:val="0"/>
+          <w:numId w:val="3"/>
+        </w:numPr>
+        <w:autoSpaceDE/>
+        <w:autoSpaceDN/>
+        <w:spacing w:line="360" w:lineRule="auto"/>
+        <w:rPr>
+          <w:rFonts w:ascii="Times New Roman" w:eastAsia="Times New Roman" w:hAnsi="Times New Roman" w:cs="Times New Roman"/>
+          <w:sz w:val="24"/>
+          <w:szCs w:val="24"/>
+          <w:lang w:val="en-US"/>
+        </w:rPr>
+      </w:pPr>
+      <w:r>
+        <w:rPr>
+          <w:rFonts w:eastAsia="Times New Roman" w:cs="Times New Roman"/>
+          <w:sz w:val="24"/>
+          <w:szCs w:val="24"/>
+          <w:lang w:val="en-US"/>
+        </w:rPr>
+        <w:t>{.}</w:t>
+      </w:r>
+    </w:p>
+    <w:p>
+      <w:pPr>
+        <w:pStyle w:val="ListParagraph"/>
+        <w:widowControl/>
+        <w:numPr>
+          <w:ilvl w:val="0"/>
+          <w:numId w:val="3"/>
+        </w:numPr>
+        <w:autoSpaceDE/>
+        <w:autoSpaceDN/>
+        <w:spacing w:line="360" w:lineRule="auto"/>
+        <w:rPr>
+          <w:rFonts w:ascii="Times New Roman" w:eastAsia="Times New Roman" w:hAnsi="Times New Roman" w:cs="Times New Roman"/>
+          <w:sz w:val="24"/>
+          <w:szCs w:val="24"/>
+          <w:lang w:val="en-US"/>
+        </w:rPr>
+      </w:pPr>
+      <w:r>
+        <w:rPr>
+          <w:rFonts w:eastAsia="Times New Roman" w:cs="Times New Roman"/>
+          <w:sz w:val="24"/>
+          <w:szCs w:val="24"/>
+          <w:lang w:val="en-US"/>
+        </w:rPr>
+        <w:t>{/sasaranList}</w:t>
+      </w:r>
+    </w:p>
+    <w:p>
+      <w:pPr>
+        <w:widowControl/>
+        <w:autoSpaceDE/>
+        <w:autoSpaceDN/>
+        <w:spacing w:line="360" w:lineRule="auto"/>
+        <w:rPr>
+          <w:rFonts w:ascii="Times New Roman" w:eastAsia="Times New Roman" w:hAnsi="Times New Roman" w:cs="Times New Roman"/>
+          <w:sz w:val="24"/>
+          <w:szCs w:val="24"/>
+          <w:lang w:val="en-US"/>
+        </w:rPr>
+      </w:pPr>
+    </w:p>
+    <w:p>
+      <w:pPr>
+        <w:pStyle w:val="ListParagraph"/>
+        <w:widowControl/>
+        <w:numPr>
+          <w:ilvl w:val="0"/>
+          <w:numId w:val="1"/>
+        </w:numPr>
+        <w:autoSpaceDE/>
+        <w:autoSpaceDN/>
+        <w:rPr>
+          <w:rFonts w:ascii="Times New Roman" w:eastAsia="Times New Roman" w:hAnsi="Times New Roman" w:cs="Times New Roman"/>
+          <w:sz w:val="24"/>
+          <w:szCs w:val="24"/>
+          <w:lang w:val="en-US"/>
+        </w:rPr>
+      </w:pPr>
+      <w:r>
+        <w:rPr>
+          <w:rFonts w:asciiTheme="minorBidi" w:hAnsiTheme="minorBidi" w:cstheme="minorBidi"/>
           <w:b/>
           <w:bCs/>
-        </w:rPr>
-        <w:t xml:space="preserve">RINGKASAN KEGIATAN</w:t>
-      </w:r>
-    </w:p>
-    <w:p>
-      <w:pPr>
-        <w:spacing w:before="0" w:after="60" w:line="276" w:lineRule="auto"/>
-        <w:jc w:val="center"/>
-      </w:pPr>
-      <w:r>
-        <w:rPr>
-          <w:rFonts w:ascii="Arial" w:hAnsi="Arial" w:cs="Arial"/>
+          <w:spacing w:val="-2"/>
+          <w:sz w:val="24"/>
+          <w:szCs w:val="24"/>
+        </w:rPr>
+        <w:t>RENCANA</w:t>
+      </w:r>
+      <w:r>
+        <w:rPr>
+          <w:rFonts w:asciiTheme="minorBidi" w:hAnsiTheme="minorBidi" w:cstheme="minorBidi"/>
+          <w:b/>
+          <w:bCs/>
+          <w:spacing w:val="-8"/>
+          <w:sz w:val="24"/>
+          <w:szCs w:val="24"/>
+        </w:rPr>
+        <w:t xml:space="preserve"> </w:t>
+      </w:r>
+      <w:r>
+        <w:rPr>
+          <w:rFonts w:asciiTheme="minorBidi" w:hAnsiTheme="minorBidi" w:cstheme="minorBidi"/>
+          <w:b/>
+          <w:bCs/>
+          <w:spacing w:val="-2"/>
+          <w:sz w:val="24"/>
+          <w:szCs w:val="24"/>
+        </w:rPr>
+        <w:t>KEGIATAN</w:t>
+      </w:r>
+    </w:p>
+    <w:p>
+      <w:pPr>
+        <w:pStyle w:val="BodyText"/>
+        <w:rPr>
+          <w:rFonts w:ascii="Arial"/>
+          <w:b/>
+        </w:rPr>
+      </w:pPr>
+    </w:p>
+    <w:p>
+      <w:pPr>
+        <w:pStyle w:val="ListParagraph"/>
+        <w:numPr>
+          <w:ilvl w:val="1"/>
+          <w:numId w:val="2"/>
+        </w:numPr>
+        <w:tabs>
+          <w:tab w:val="left" w:pos="718"/>
+        </w:tabs>
+        <w:spacing w:before="10"/>
+        <w:ind w:left="718" w:hanging="352"/>
+      </w:pPr>
+      <w:r>
+        <w:rPr>
+          <w:spacing w:val="-6"/>
+          <w:sz w:val="24"/>
+        </w:rPr>
+        <w:t>Hari/Tanggal</w:t>
+      </w:r>
+      <w:r>
+        <w:rPr>
+          <w:spacing w:val="26"/>
+          <w:sz w:val="24"/>
+        </w:rPr>
+        <w:t xml:space="preserve"> </w:t>
+      </w:r>
+      <w:r>
+        <w:rPr>
+          <w:spacing w:val="-6"/>
+          <w:sz w:val="24"/>
+        </w:rPr>
+        <w:t>:</w:t>
+      </w:r>
+      <w:r>
+        <w:rPr>
+          <w:spacing w:val="-20"/>
+          <w:sz w:val="24"/>
+        </w:rPr>
+        <w:t xml:space="preserve">{hariTanggal}</w:t>
+      </w:r>
+    </w:p>
+    <w:p>
+      <w:pPr>
+        <w:pStyle w:val="ListParagraph"/>
+        <w:tabs>
+          <w:tab w:val="left" w:pos="718"/>
+        </w:tabs>
+        <w:spacing w:before="10"/>
+        <w:ind w:left="718" w:firstLine="0"/>
+      </w:pPr>
+    </w:p>
+    <w:p>
+      <w:pPr>
+        <w:pStyle w:val="ListParagraph"/>
+        <w:numPr>
+          <w:ilvl w:val="1"/>
+          <w:numId w:val="2"/>
+        </w:numPr>
+        <w:tabs>
+          <w:tab w:val="left" w:pos="718"/>
+          <w:tab w:val="left" w:pos="2160"/>
+        </w:tabs>
+        <w:spacing w:line="360" w:lineRule="auto"/>
+        <w:ind w:left="718" w:hanging="352"/>
+      </w:pPr>
+      <w:r>
+        <w:rPr>
+          <w:spacing w:val="-2"/>
+          <w:sz w:val="24"/>
+        </w:rPr>
+        <w:t>Tempat</w:t>
+      </w:r>
+      <w:r>
+        <w:rPr>
+          <w:sz w:val="24"/>
+        </w:rPr>
+        <w:tab/>
+        <w:t>:</w:t>
+      </w:r>
+      <w:r>
+        <w:rPr>
+          <w:spacing w:val="-17"/>
+          <w:sz w:val="24"/>
+        </w:rPr>
+        <w:t xml:space="preserve"> </w:t>
+      </w:r>
+      <w:r>
+        <w:rPr>
+          <w:sz w:val="24"/>
+          <w:lang w:val="en-US"/>
+        </w:rPr>
+        <w:t>{tempat}</w:t>
+      </w:r>
+    </w:p>
+    <w:p>
+      <w:pPr>
+        <w:pStyle w:val="ListParagraph"/>
+        <w:numPr>
+          <w:ilvl w:val="1"/>
+          <w:numId w:val="2"/>
+        </w:numPr>
+        <w:tabs>
+          <w:tab w:val="left" w:pos="718"/>
+        </w:tabs>
+        <w:spacing w:line="360" w:lineRule="auto"/>
+        <w:ind w:left="718" w:hanging="352"/>
+        <w:rPr>
+          <w:sz w:val="24"/>
+        </w:rPr>
+      </w:pPr>
+      <w:r>
+        <w:rPr>
+          <w:sz w:val="24"/>
+        </w:rPr>
+        <w:t>Narasumber</w:t>
+      </w:r>
+      <w:r>
+        <w:rPr>
+          <w:spacing w:val="51"/>
+          <w:sz w:val="24"/>
+        </w:rPr>
+        <w:t xml:space="preserve"> </w:t>
+      </w:r>
+      <w:r>
+        <w:rPr>
+          <w:sz w:val="24"/>
+        </w:rPr>
+        <w:t>:</w:t>
+      </w:r>
+      <w:r>
+        <w:rPr>
+          <w:spacing w:val="-17"/>
+          <w:sz w:val="24"/>
+        </w:rPr>
+        <w:t xml:space="preserve"> </w:t>
+      </w:r>
+      <w:r>
+        <w:rPr>
+          <w:spacing w:val="-10"/>
+          <w:sz w:val="24"/>
+        </w:rPr>
+        <w:t>{narasumber}</w:t>
+      </w:r>
+    </w:p>
+    <w:p>
+      <w:pPr>
+        <w:pStyle w:val="BodyText"/>
+        <w:spacing w:line="360" w:lineRule="auto"/>
+        <w:rPr>
+          <w:sz w:val="20"/>
+        </w:rPr>
+      </w:pPr>
+    </w:p>
+    <w:p>
+      <w:pPr>
+        <w:pStyle w:val="BodyText"/>
+        <w:rPr>
+          <w:sz w:val="20"/>
+        </w:rPr>
+      </w:pPr>
+    </w:p>
+    <w:p>
+      <w:pPr>
+        <w:pStyle w:val="BodyText"/>
+        <w:spacing w:before="30"/>
+        <w:rPr>
+          <w:sz w:val="20"/>
+        </w:rPr>
+      </w:pPr>
+    </w:p>
+    <w:p>
+      <w:pPr>
+        <w:pStyle w:val="BodyText"/>
+        <w:rPr>
+          <w:sz w:val="20"/>
+        </w:rPr>
+        <w:sectPr>
+          <w:headerReference w:type="default" r:id="rId7"/>
+          <w:pgSz w:w="12240" w:h="15840"/>
+          <w:pgMar w:top="1120" w:right="360" w:bottom="280" w:left="1800" w:header="0" w:footer="0" w:gutter="0"/>
+          <w:cols w:space="720"/>
+        </w:sectPr>
+      </w:pPr>
+    </w:p>
+    <w:p>
+      <w:pPr>
+        <w:spacing w:before="93"/>
+      </w:pPr>
+      <w:r>
+        <w:rPr>
+          <w:spacing w:val="-2"/>
+        </w:rPr>
+        <w:t>Dibuat</w:t>
+      </w:r>
+      <w:r>
+        <w:rPr>
+          <w:spacing w:val="-8"/>
+        </w:rPr>
+        <w:t xml:space="preserve"> </w:t>
+      </w:r>
+      <w:r>
+        <w:rPr>
+          <w:spacing w:val="-2"/>
+        </w:rPr>
+        <w:t>Oleh,</w:t>
+      </w:r>
+    </w:p>
+    <w:p>
+      <w:pPr>
+        <w:spacing w:before="141"/>
+        <w:rPr>
+          <w:rFonts w:ascii="Arial"/>
+          <w:b/>
+        </w:rPr>
+      </w:pPr>
+      <w:r>
+        <w:rPr>
+          <w:rFonts w:ascii="Arial"/>
+          <w:b/>
+          <w:spacing w:val="-2"/>
+        </w:rPr>
+        <w:t>Officer</w:t>
+      </w:r>
+      <w:r>
+        <w:rPr>
+          <w:rFonts w:ascii="Arial"/>
+          <w:b/>
+          <w:spacing w:val="-6"/>
+        </w:rPr>
+        <w:t xml:space="preserve"> </w:t>
+      </w:r>
+      <w:r>
+        <w:rPr>
+          <w:rFonts w:ascii="Arial"/>
+          <w:b/>
+          <w:spacing w:val="-2"/>
+        </w:rPr>
+        <w:t>Community</w:t>
+      </w:r>
+      <w:r>
+        <w:rPr>
+          <w:rFonts w:ascii="Arial"/>
+          <w:b/>
+          <w:spacing w:val="-3"/>
+        </w:rPr>
+        <w:t xml:space="preserve"> </w:t>
+      </w:r>
+      <w:r>
+        <w:rPr>
+          <w:rFonts w:ascii="Arial"/>
+          <w:b/>
+          <w:spacing w:val="-2"/>
+        </w:rPr>
+        <w:t>Development</w:t>
+      </w:r>
+    </w:p>
+    <w:p>
+      <w:pPr>
+        <w:pStyle w:val="BodyText"/>
+        <w:rPr>
+          <w:rFonts w:ascii="Arial"/>
+          <w:b/>
           <w:sz w:val="22"/>
-          <w:szCs w:val="22"/>
-          <w:b/>
-          <w:bCs/>
-        </w:rPr>
-        <w:t xml:space="preserve">{judulProgramRKA}</w:t>
-      </w:r>
-    </w:p>
-    <w:p>
-      <w:pPr>
-        <w:spacing w:before="0" w:after="180" w:line="276" w:lineRule="auto"/>
-        <w:jc w:val="center"/>
-      </w:pPr>
-      <w:r>
-        <w:rPr>
-          <w:rFonts w:ascii="Arial" w:hAnsi="Arial" w:cs="Arial"/>
+        </w:rPr>
+      </w:pPr>
+    </w:p>
+    <w:p>
+      <w:pPr>
+        <w:pStyle w:val="BodyText"/>
+        <w:rPr>
+          <w:rFonts w:ascii="Arial"/>
+          <w:b/>
           <w:sz w:val="22"/>
-          <w:szCs w:val="22"/>
-          <w:b/>
-          <w:bCs/>
-        </w:rPr>
-        <w:t xml:space="preserve">{judulKegiatan}</w:t>
-      </w:r>
-    </w:p>
-    <w:p>
-      <w:pPr>
-        <w:spacing w:before="240" w:after="120" w:line="276" w:lineRule="auto"/>
-        <w:keepNext/>
-      </w:pPr>
-      <w:r>
-        <w:rPr>
-          <w:rFonts w:ascii="Arial" w:hAnsi="Arial" w:cs="Arial"/>
-          <w:b/>
-          <w:bCs/>
+        </w:rPr>
+      </w:pPr>
+    </w:p>
+    <w:p>
+      <w:pPr>
+        <w:pStyle w:val="BodyText"/>
+        <w:rPr>
+          <w:rFonts w:ascii="Arial"/>
+          <w:b/>
           <w:sz w:val="22"/>
-          <w:szCs w:val="22"/>
-        </w:rPr>
-        <w:t xml:space="preserve">1. LATAR BELAKANG</w:t>
-      </w:r>
-    </w:p>
-    <w:p>
-      <w:pPr>
-        <w:spacing w:before="0" w:after="120" w:line="276" w:lineRule="auto"/>
-        <w:ind w:left="360"/>
-        <w:jc w:val="both"/>
-      </w:pPr>
-      <w:r>
-        <w:rPr>
-          <w:rFonts w:ascii="Arial" w:hAnsi="Arial" w:cs="Arial"/>
+        </w:rPr>
+      </w:pPr>
+    </w:p>
+    <w:p>
+      <w:pPr>
+        <w:pStyle w:val="BodyText"/>
+        <w:rPr>
+          <w:rFonts w:ascii="Arial"/>
+          <w:b/>
           <w:sz w:val="22"/>
-          <w:szCs w:val="22"/>
-        </w:rPr>
-        <w:t xml:space="preserve">{latarBelakang}</w:t>
-      </w:r>
-    </w:p>
-    <w:p>
-      <w:pPr>
-        <w:spacing w:before="240" w:after="120" w:line="276" w:lineRule="auto"/>
-        <w:keepNext/>
-      </w:pPr>
-      <w:r>
-        <w:rPr>
-          <w:rFonts w:ascii="Arial" w:hAnsi="Arial" w:cs="Arial"/>
-          <w:b/>
-          <w:bCs/>
+        </w:rPr>
+      </w:pPr>
+    </w:p>
+    <w:p>
+      <w:pPr>
+        <w:pStyle w:val="BodyText"/>
+        <w:spacing w:before="71"/>
+        <w:rPr>
+          <w:rFonts w:ascii="Arial"/>
+          <w:b/>
           <w:sz w:val="22"/>
-          <w:szCs w:val="22"/>
-        </w:rPr>
-        <w:t xml:space="preserve">2. TUJUAN</w:t>
-      </w:r>
-    </w:p>
-    <w:p>
-      <w:pPr>
-        <w:spacing w:before="0" w:after="60" w:line="276" w:lineRule="auto"/>
-        <w:ind w:left="360"/>
-        <w:keepNext/>
-      </w:pPr>
-      <w:r>
-        <w:rPr>
-          <w:rFonts w:ascii="Arial" w:hAnsi="Arial" w:cs="Arial"/>
+        </w:rPr>
+      </w:pPr>
+    </w:p>
+    <w:p>
+      <w:pPr>
+        <w:rPr>
+          <w:rFonts w:ascii="Arial"/>
+          <w:b/>
+        </w:rPr>
+      </w:pPr>
+      <w:r>
+        <w:rPr>
+          <w:rFonts w:ascii="Arial"/>
+          <w:b/>
+          <w:spacing w:val="-2"/>
+        </w:rPr>
+        <w:t>Wahyu</w:t>
+      </w:r>
+      <w:r>
+        <w:rPr>
+          <w:rFonts w:ascii="Arial"/>
+          <w:b/>
+          <w:spacing w:val="-6"/>
+        </w:rPr>
+        <w:t xml:space="preserve"> </w:t>
+      </w:r>
+      <w:r>
+        <w:rPr>
+          <w:rFonts w:ascii="Arial"/>
+          <w:b/>
+          <w:spacing w:val="-2"/>
+        </w:rPr>
+        <w:t>Andrias</w:t>
+      </w:r>
+    </w:p>
+    <w:p>
+      <w:pPr>
+        <w:spacing w:before="93"/>
+        <w:ind w:left="488"/>
+      </w:pPr>
+      <w:r>
+        <w:br w:type="column"/>
+      </w:r>
+      <w:r>
+        <w:rPr>
+          <w:spacing w:val="-2"/>
+        </w:rPr>
+        <w:t>Disetujui</w:t>
+      </w:r>
+      <w:r>
+        <w:rPr>
+          <w:spacing w:val="-13"/>
+        </w:rPr>
+        <w:t xml:space="preserve"> </w:t>
+      </w:r>
+      <w:r>
+        <w:rPr>
+          <w:spacing w:val="-4"/>
+        </w:rPr>
+        <w:t>Oleh,</w:t>
+      </w:r>
+    </w:p>
+    <w:p>
+      <w:pPr>
+        <w:spacing w:before="141"/>
+        <w:rPr>
+          <w:rFonts w:ascii="Arial"/>
+          <w:b/>
+        </w:rPr>
+      </w:pPr>
+      <w:r>
+        <w:rPr>
+          <w:rFonts w:ascii="Arial"/>
+          <w:b/>
+        </w:rPr>
+        <w:t>Assistant</w:t>
+      </w:r>
+      <w:r>
+        <w:rPr>
+          <w:rFonts w:ascii="Arial"/>
+          <w:b/>
+          <w:spacing w:val="-8"/>
+        </w:rPr>
+        <w:t xml:space="preserve"> </w:t>
+      </w:r>
+      <w:r>
+        <w:rPr>
+          <w:rFonts w:ascii="Arial"/>
+          <w:b/>
+        </w:rPr>
+        <w:t>Manager</w:t>
+      </w:r>
+      <w:r>
+        <w:rPr>
+          <w:rFonts w:ascii="Arial"/>
+          <w:b/>
+          <w:spacing w:val="-8"/>
+        </w:rPr>
+        <w:t xml:space="preserve"> </w:t>
+      </w:r>
+      <w:r>
+        <w:rPr>
+          <w:rFonts w:ascii="Arial"/>
+          <w:b/>
+          <w:spacing w:val="-5"/>
+        </w:rPr>
+        <w:t>KAS</w:t>
+      </w:r>
+    </w:p>
+    <w:p>
+      <w:pPr>
+        <w:pStyle w:val="BodyText"/>
+        <w:rPr>
+          <w:rFonts w:ascii="Arial"/>
+          <w:b/>
           <w:sz w:val="22"/>
-          <w:szCs w:val="22"/>
-        </w:rPr>
-        <w:t xml:space="preserve">a. Tujuan Umum</w:t>
-      </w:r>
-    </w:p>
-    <w:p>
-      <w:pPr>
-        <w:spacing w:before="0" w:after="120" w:line="276" w:lineRule="auto"/>
-        <w:ind w:left="720"/>
-        <w:jc w:val="both"/>
-      </w:pPr>
-      <w:r>
-        <w:rPr>
-          <w:rFonts w:ascii="Arial" w:hAnsi="Arial" w:cs="Arial"/>
+        </w:rPr>
+      </w:pPr>
+    </w:p>
+    <w:p>
+      <w:pPr>
+        <w:pStyle w:val="BodyText"/>
+        <w:rPr>
+          <w:rFonts w:ascii="Arial"/>
+          <w:b/>
           <w:sz w:val="22"/>
-          <w:szCs w:val="22"/>
-        </w:rPr>
-        <w:t xml:space="preserve">{tujuanUmum}</w:t>
-      </w:r>
-    </w:p>
-    <w:p>
-      <w:pPr>
-        <w:spacing w:before="0" w:after="60" w:line="276" w:lineRule="auto"/>
-        <w:ind w:left="360"/>
-        <w:keepNext/>
-      </w:pPr>
-      <w:r>
-        <w:rPr>
-          <w:rFonts w:ascii="Arial" w:hAnsi="Arial" w:cs="Arial"/>
+        </w:rPr>
+      </w:pPr>
+    </w:p>
+    <w:p>
+      <w:pPr>
+        <w:pStyle w:val="BodyText"/>
+        <w:rPr>
+          <w:rFonts w:ascii="Arial"/>
+          <w:b/>
           <w:sz w:val="22"/>
-          <w:szCs w:val="22"/>
-        </w:rPr>
-        <w:t xml:space="preserve">b. Tujuan Khusus</w:t>
-      </w:r>
-    </w:p>
-    <w:p>
-      <w:pPr>
-        <w:spacing w:before="0" w:after="40" w:line="276" w:lineRule="auto"/>
-        <w:ind w:left="1080" w:hanging="360"/>
-        <w:jc w:val="both"/>
-      </w:pPr>
-      <w:r>
-        <w:rPr>
-          <w:rFonts w:ascii="Arial" w:hAnsi="Arial" w:cs="Arial"/>
+        </w:rPr>
+      </w:pPr>
+    </w:p>
+    <w:p>
+      <w:pPr>
+        <w:pStyle w:val="BodyText"/>
+        <w:rPr>
+          <w:rFonts w:ascii="Arial"/>
+          <w:b/>
           <w:sz w:val="22"/>
-          <w:szCs w:val="22"/>
-        </w:rPr>
-        <w:t xml:space="preserve">{#tujuanKhususList}</w:t>
-      </w:r>
-    </w:p>
-    <w:p>
-      <w:pPr>
-        <w:spacing w:before="0" w:after="40" w:line="276" w:lineRule="auto"/>
-        <w:ind w:left="1080" w:hanging="360"/>
-        <w:jc w:val="both"/>
-      </w:pPr>
-      <w:r>
-        <w:rPr>
-          <w:rFonts w:ascii="Arial" w:hAnsi="Arial" w:cs="Arial"/>
+        </w:rPr>
+      </w:pPr>
+    </w:p>
+    <w:p>
+      <w:pPr>
+        <w:pStyle w:val="BodyText"/>
+        <w:spacing w:before="71"/>
+        <w:rPr>
+          <w:rFonts w:ascii="Arial"/>
+          <w:b/>
           <w:sz w:val="22"/>
-          <w:szCs w:val="22"/>
-        </w:rPr>
-        <w:t xml:space="preserve">- {.}</w:t>
-      </w:r>
-    </w:p>
-    <w:p>
-      <w:pPr>
-        <w:spacing w:before="0" w:after="40" w:line="276" w:lineRule="auto"/>
-        <w:ind w:left="1080" w:hanging="360"/>
-        <w:jc w:val="both"/>
-      </w:pPr>
-      <w:r>
-        <w:rPr>
-          <w:rFonts w:ascii="Arial" w:hAnsi="Arial" w:cs="Arial"/>
-          <w:sz w:val="22"/>
-          <w:szCs w:val="22"/>
-        </w:rPr>
-        <w:t xml:space="preserve">{/tujuanKhususList}</w:t>
-      </w:r>
-    </w:p>
-    <w:p>
-      <w:pPr>
-        <w:spacing w:before="240" w:after="120" w:line="276" w:lineRule="auto"/>
-        <w:keepNext/>
-      </w:pPr>
-      <w:r>
-        <w:rPr>
-          <w:rFonts w:ascii="Arial" w:hAnsi="Arial" w:cs="Arial"/>
-          <w:b/>
-          <w:bCs/>
-          <w:sz w:val="22"/>
-          <w:szCs w:val="22"/>
-        </w:rPr>
-        <w:t xml:space="preserve">3. SASARAN</w:t>
-      </w:r>
-    </w:p>
-    <w:p>
-      <w:pPr>
-        <w:spacing w:before="0" w:after="40" w:line="276" w:lineRule="auto"/>
-        <w:ind w:left="1080" w:hanging="360"/>
-        <w:jc w:val="both"/>
-      </w:pPr>
-      <w:r>
-        <w:rPr>
-          <w:rFonts w:ascii="Arial" w:hAnsi="Arial" w:cs="Arial"/>
-          <w:sz w:val="22"/>
-          <w:szCs w:val="22"/>
-        </w:rPr>
-        <w:t xml:space="preserve">{#sasaranList}</w:t>
-      </w:r>
-    </w:p>
-    <w:p>
-      <w:pPr>
-        <w:spacing w:before="0" w:after="40" w:line="276" w:lineRule="auto"/>
-        <w:ind w:left="1080" w:hanging="360"/>
-        <w:jc w:val="both"/>
-      </w:pPr>
-      <w:r>
-        <w:rPr>
-          <w:rFonts w:ascii="Arial" w:hAnsi="Arial" w:cs="Arial"/>
-          <w:sz w:val="22"/>
-          <w:szCs w:val="22"/>
-        </w:rPr>
-        <w:t xml:space="preserve">- {.}</w:t>
-      </w:r>
-    </w:p>
-    <w:p>
-      <w:pPr>
-        <w:spacing w:before="0" w:after="40" w:line="276" w:lineRule="auto"/>
-        <w:ind w:left="1080" w:hanging="360"/>
-        <w:jc w:val="both"/>
-      </w:pPr>
-      <w:r>
-        <w:rPr>
-          <w:rFonts w:ascii="Arial" w:hAnsi="Arial" w:cs="Arial"/>
-          <w:sz w:val="22"/>
-          <w:szCs w:val="22"/>
-        </w:rPr>
-        <w:t xml:space="preserve">{/sasaranList}</w:t>
-      </w:r>
-    </w:p>
-    <w:p>
-      <w:pPr>
-        <w:spacing w:before="240" w:after="120" w:line="276" w:lineRule="auto"/>
-        <w:keepNext/>
-      </w:pPr>
-      <w:r>
-        <w:rPr>
-          <w:rFonts w:ascii="Arial" w:hAnsi="Arial" w:cs="Arial"/>
-          <w:b/>
-          <w:bCs/>
-          <w:sz w:val="22"/>
-          <w:szCs w:val="22"/>
-        </w:rPr>
-        <w:t xml:space="preserve">4. RENCANA KEGIATAN</w:t>
-      </w:r>
-    </w:p>
-    <w:p>
-      <w:pPr>
-        <w:spacing w:before="0" w:after="40" w:line="276" w:lineRule="auto"/>
-        <w:ind w:left="360"/>
-      </w:pPr>
-      <w:r>
-        <w:rPr>
-          <w:rFonts w:ascii="Arial" w:hAnsi="Arial" w:cs="Arial"/>
-          <w:sz w:val="22"/>
-          <w:szCs w:val="22"/>
-        </w:rPr>
-        <w:t xml:space="preserve">a. Hari/Tanggal : {hariTanggal}</w:t>
-      </w:r>
-    </w:p>
-    <w:p>
-      <w:pPr>
-        <w:spacing w:before="0" w:after="40" w:line="276" w:lineRule="auto"/>
-        <w:ind w:left="360"/>
-      </w:pPr>
-      <w:r>
-        <w:rPr>
-          <w:rFonts w:ascii="Arial" w:hAnsi="Arial" w:cs="Arial"/>
-          <w:sz w:val="22"/>
-          <w:szCs w:val="22"/>
-        </w:rPr>
-        <w:t xml:space="preserve">b. Tempat          : {tempat}</w:t>
-      </w:r>
-    </w:p>
-    <w:p>
-      <w:pPr>
-        <w:spacing w:before="0" w:after="40" w:line="276" w:lineRule="auto"/>
-        <w:ind w:left="360"/>
-      </w:pPr>
-      <w:r>
-        <w:rPr>
-          <w:rFonts w:ascii="Arial" w:hAnsi="Arial" w:cs="Arial"/>
-          <w:sz w:val="22"/>
-          <w:szCs w:val="22"/>
-        </w:rPr>
-        <w:t xml:space="preserve">c. Narasumber   : {narasumber}</w:t>
-      </w:r>
-    </w:p>
-    <w:p>
-      <w:pPr>
-        <w:spacing w:before="480" w:after="0"/>
-      </w:pPr>
-    </w:p>
-    <w:tbl>
-      <w:tblPr>
-        <w:tblW w:type="dxa" w:w="9000"/>
-        <w:jc w:val="center"/>
-        <w:tblBorders>
-          <w:top w:val="none" w:sz="0"/>
-          <w:left w:val="none" w:sz="0"/>
-          <w:bottom w:val="none" w:sz="0"/>
-          <w:right w:val="none" w:sz="0"/>
-          <w:insideH w:val="none" w:sz="0"/>
-          <w:insideV w:val="none" w:sz="0"/>
-        </w:tblBorders>
-        <w:tblLayout w:type="fixed"/>
-      </w:tblPr>
-      <w:tblGrid>
-        <w:gridCol w:w="4500"/>
-        <w:gridCol w:w="4500"/>
-      </w:tblGrid>
-      <w:tr>
-        <w:tc>
-          <w:tcPr>
-            <w:tcW w:type="dxa" w:w="4500"/>
-          </w:tcPr>
-          <w:p>
-            <w:pPr>
-              <w:jc w:val="center"/>
-              <w:spacing w:after="60"/>
-            </w:pPr>
-            <w:r>
-              <w:rPr>
-                <w:rFonts w:ascii="Arial" w:hAnsi="Arial" w:cs="Arial"/>
-                <w:sz w:val="22"/>
-                <w:szCs w:val="22"/>
-              </w:rPr>
-              <w:t xml:space="preserve">Pembuat</w:t>
-            </w:r>
-          </w:p>
-        </w:tc>
-        <w:tc>
-          <w:tcPr>
-            <w:tcW w:type="dxa" w:w="4500"/>
-          </w:tcPr>
-          <w:p>
-            <w:pPr>
-              <w:jc w:val="center"/>
-              <w:spacing w:after="60"/>
-            </w:pPr>
-            <w:r>
-              <w:rPr>
-                <w:rFonts w:ascii="Arial" w:hAnsi="Arial" w:cs="Arial"/>
-                <w:sz w:val="22"/>
-                <w:szCs w:val="22"/>
-              </w:rPr>
-              <w:t xml:space="preserve">Menyetujui</w:t>
-            </w:r>
-          </w:p>
-        </w:tc>
-      </w:tr>
-      <w:tr>
-        <w:tc>
-          <w:tcPr>
-            <w:tcW w:type="dxa" w:w="4500"/>
-          </w:tcPr>
-          <w:p>
-            <w:pPr>
-              <w:jc w:val="center"/>
-              <w:spacing w:after="60"/>
-            </w:pPr>
-            <w:r>
-              <w:rPr>
-                <w:rFonts w:ascii="Arial" w:hAnsi="Arial" w:cs="Arial"/>
-                <w:sz w:val="22"/>
-                <w:szCs w:val="22"/>
-              </w:rPr>
-              <w:t xml:space="preserve">Officer Community Development</w:t>
-            </w:r>
-          </w:p>
-        </w:tc>
-        <w:tc>
-          <w:tcPr>
-            <w:tcW w:type="dxa" w:w="4500"/>
-          </w:tcPr>
-          <w:p>
-            <w:pPr>
-              <w:jc w:val="center"/>
-              <w:spacing w:after="60"/>
-            </w:pPr>
-            <w:r>
-              <w:rPr>
-                <w:rFonts w:ascii="Arial" w:hAnsi="Arial" w:cs="Arial"/>
-                <w:sz w:val="22"/>
-                <w:szCs w:val="22"/>
-              </w:rPr>
-              <w:t xml:space="preserve">Assistant Manager KAS</w:t>
-            </w:r>
-          </w:p>
-        </w:tc>
-      </w:tr>
-      <w:tr>
-        <w:tc>
-          <w:tcPr>
-            <w:tcW w:type="dxa" w:w="4500"/>
-          </w:tcPr>
-          <w:p>
-            <w:pPr>
-              <w:jc w:val="center"/>
-            </w:pPr>
-          </w:p>
-          <w:p>
-            <w:pPr>
-              <w:jc w:val="center"/>
-            </w:pPr>
-          </w:p>
-          <w:p>
-            <w:pPr>
-              <w:jc w:val="center"/>
-            </w:pPr>
-          </w:p>
-        </w:tc>
-        <w:tc>
-          <w:tcPr>
-            <w:tcW w:type="dxa" w:w="4500"/>
-          </w:tcPr>
-          <w:p>
-            <w:pPr>
-              <w:jc w:val="center"/>
-            </w:pPr>
-          </w:p>
-          <w:p>
-            <w:pPr>
-              <w:jc w:val="center"/>
-            </w:pPr>
-          </w:p>
-          <w:p>
-            <w:pPr>
-              <w:jc w:val="center"/>
-            </w:pPr>
-          </w:p>
-        </w:tc>
-      </w:tr>
-      <w:tr>
-        <w:tc>
-          <w:tcPr>
-            <w:tcW w:type="dxa" w:w="4500"/>
-          </w:tcPr>
-          <w:p>
-            <w:pPr>
-              <w:jc w:val="center"/>
-              <w:spacing w:after="60"/>
-            </w:pPr>
-            <w:r>
-              <w:rPr>
-                <w:rFonts w:ascii="Arial" w:hAnsi="Arial" w:cs="Arial"/>
-                <w:sz w:val="22"/>
-                <w:szCs w:val="22"/>
-              </w:rPr>
-              <w:t xml:space="preserve">Wahyu Andrias</w:t>
-            </w:r>
-          </w:p>
-        </w:tc>
-        <w:tc>
-          <w:tcPr>
-            <w:tcW w:type="dxa" w:w="4500"/>
-          </w:tcPr>
-          <w:p>
-            <w:pPr>
-              <w:jc w:val="center"/>
-              <w:spacing w:after="60"/>
-            </w:pPr>
-            <w:r>
-              <w:rPr>
-                <w:rFonts w:ascii="Arial" w:hAnsi="Arial" w:cs="Arial"/>
-                <w:sz w:val="22"/>
-                <w:szCs w:val="22"/>
-              </w:rPr>
-              <w:t xml:space="preserve">Astri Oktavina</w:t>
-            </w:r>
-          </w:p>
-        </w:tc>
-      </w:tr>
-    </w:tbl>
+        </w:rPr>
+      </w:pPr>
+    </w:p>
+    <w:p>
+      <w:pPr>
+        <w:ind w:left="425"/>
+        <w:rPr>
+          <w:rFonts w:ascii="Arial"/>
+          <w:b/>
+        </w:rPr>
+      </w:pPr>
+      <w:r>
+        <w:rPr>
+          <w:rFonts w:ascii="Arial"/>
+          <w:b/>
+        </w:rPr>
+        <w:t>Astri</w:t>
+      </w:r>
+      <w:r>
+        <w:rPr>
+          <w:rFonts w:ascii="Arial"/>
+          <w:b/>
+          <w:spacing w:val="-10"/>
+        </w:rPr>
+        <w:t xml:space="preserve"> </w:t>
+      </w:r>
+      <w:r>
+        <w:rPr>
+          <w:rFonts w:ascii="Arial"/>
+          <w:b/>
+          <w:spacing w:val="-2"/>
+        </w:rPr>
+        <w:t>Oktavina</w:t>
+      </w:r>
+    </w:p>
     <w:sectPr>
+      <w:type w:val="continuous"/>
       <w:pgSz w:w="12240" w:h="15840"/>
-      <w:pgMar w:top="1340" w:right="1440" w:bottom="280" w:left="1800" w:header="0" w:footer="0" w:gutter="0"/>
-      <w:cols w:space="720"/>
+      <w:pgMar w:top="1120" w:right="360" w:bottom="280" w:left="1800" w:header="0" w:footer="0" w:gutter="0"/>
+      <w:cols w:num="2" w:space="720" w:equalWidth="0">
+        <w:col w:w="3376" w:space="3710"/>
+        <w:col w:w="2994"/>
+      </w:cols>
     </w:sectPr>
   </w:body>
 </w:document>
 </file>
 
 <file path=word/endnotes.xml><?xml version="1.0" encoding="utf-8"?>
-<w:endnotes xmlns:wpc="http://schemas.microsoft.com/office/word/2010/wordprocessingCanvas" xmlns:cx="http://schemas.microsoft.com/office/drawing/2014/chartex" xmlns:cx1="http://schemas.microsoft.com/office/drawing/2015/9/8/chartex" xmlns:mc="http://schemas.openxmlformats.org/markup-compatibility/2006" xmlns:o="urn:schemas-microsoft-com:office:office" xmlns:r="http://schemas.openxmlformats.org/officeDocument/2006/relationships" xmlns:m="http://schemas.openxmlformats.org/officeDocument/2006/math" xmlns:v="urn:schemas-microsoft-com:vml" xmlns:wp14="http://schemas.microsoft.com/office/word/2010/wordprocessingDrawing" xmlns:wp="http://schemas.openxmlformats.org/drawingml/2006/wordprocessingDrawing" xmlns:w10="urn:schemas-microsoft-com:office:word" xmlns:w="http://schemas.openxmlformats.org/wordprocessingml/2006/main" xmlns:w14="http://schemas.microsoft.com/office/word/2010/wordml" xmlns:w15="http://schemas.microsoft.com/office/word/2012/wordml" xmlns:w16se="http://schemas.microsoft.com/office/word/2015/wordml/symex" xmlns:wpg="http://schemas.microsoft.com/office/word/2010/wordprocessingGroup" xmlns:wpi="http://schemas.microsoft.com/office/word/2010/wordprocessingInk" xmlns:wne="http://schemas.microsoft.com/office/word/2006/wordml" xmlns:wps="http://schemas.microsoft.com/office/word/2010/wordprocessingShape" mc:Ignorable="w14 w15 w16se wp14">
+<w:endnotes xmlns:wpc="http://schemas.microsoft.com/office/word/2010/wordprocessingCanvas" xmlns:cx="http://schemas.microsoft.com/office/drawing/2014/chartex" xmlns:cx1="http://schemas.microsoft.com/office/drawing/2015/9/8/chartex" xmlns:cx2="http://schemas.microsoft.com/office/drawing/2015/10/21/chartex" xmlns:cx3="http://schemas.microsoft.com/office/drawing/2016/5/9/chartex" xmlns:cx4="http://schemas.microsoft.com/office/drawing/2016/5/10/chartex" xmlns:cx5="http://schemas.microsoft.com/office/drawing/2016/5/11/chartex" xmlns:cx6="http://schemas.microsoft.com/office/drawing/2016/5/12/chartex" xmlns:cx7="http://schemas.microsoft.com/office/drawing/2016/5/13/chartex" xmlns:cx8="http://schemas.microsoft.com/office/drawing/2016/5/14/chartex" xmlns:mc="http://schemas.openxmlformats.org/markup-compatibility/2006" xmlns:aink="http://schemas.microsoft.com/office/drawing/2016/ink" xmlns:am3d="http://schemas.microsoft.com/office/drawing/2017/model3d" xmlns:o="urn:schemas-microsoft-com:office:office" xmlns:oel="http://schemas.microsoft.com/office/2019/extlst" xmlns:r="http://schemas.openxmlformats.org/officeDocument/2006/relationships" xmlns:m="http://schemas.openxmlformats.org/officeDocument/2006/math" xmlns:v="urn:schemas-microsoft-com:vml" xmlns:wp14="http://schemas.microsoft.com/office/word/2010/wordprocessingDrawing" xmlns:wp="http://schemas.openxmlformats.org/drawingml/2006/wordprocessingDrawing" xmlns:w10="urn:schemas-microsoft-com:office:word" xmlns:w="http://schemas.openxmlformats.org/wordprocessingml/2006/main" xmlns:w14="http://schemas.microsoft.com/office/word/2010/wordml" xmlns:w15="http://schemas.microsoft.com/office/word/2012/wordml" xmlns:w16cei="http://schemas.microsoft.com/office/word/2026/wordml/cei" xmlns:w16cex="http://schemas.microsoft.com/office/word/2018/wordml/cex" xmlns:w16cid="http://schemas.microsoft.com/office/word/2016/wordml/cid" xmlns:w16="http://schemas.microsoft.com/office/word/2018/wordml" xmlns:w16du="http://schemas.microsoft.com/office/word/2023/wordml/word16du" xmlns:w16sdtdh="http://schemas.microsoft.com/office/word/2020/wordml/sdtdatahash" xmlns:w16sdtfl="http://schemas.microsoft.com/office/word/2024/wordml/sdtformatlock" xmlns:w16se="http://schemas.microsoft.com/office/word/2015/wordml/symex" xmlns:wpg="http://schemas.microsoft.com/office/word/2010/wordprocessingGroup" xmlns:wpi="http://schemas.microsoft.com/office/word/2010/wordprocessingInk" xmlns:wne="http://schemas.microsoft.com/office/word/2006/wordml" xmlns:wps="http://schemas.microsoft.com/office/word/2010/wordprocessingShape" mc:Ignorable="w14 w15 w16se w16cid w16 w16cex w16sdtdh w16sdtfl w16du wp14">
   <w:endnote w:type="separator" w:id="-1">
     <w:p>
       <w:r>
@@ -521,7 +1041,7 @@
 </file>
 
 <file path=word/footnotes.xml><?xml version="1.0" encoding="utf-8"?>
-<w:footnotes xmlns:wpc="http://schemas.microsoft.com/office/word/2010/wordprocessingCanvas" xmlns:cx="http://schemas.microsoft.com/office/drawing/2014/chartex" xmlns:cx1="http://schemas.microsoft.com/office/drawing/2015/9/8/chartex" xmlns:mc="http://schemas.openxmlformats.org/markup-compatibility/2006" xmlns:o="urn:schemas-microsoft-com:office:office" xmlns:r="http://schemas.openxmlformats.org/officeDocument/2006/relationships" xmlns:m="http://schemas.openxmlformats.org/officeDocument/2006/math" xmlns:v="urn:schemas-microsoft-com:vml" xmlns:wp14="http://schemas.microsoft.com/office/word/2010/wordprocessingDrawing" xmlns:wp="http://schemas.openxmlformats.org/drawingml/2006/wordprocessingDrawing" xmlns:w10="urn:schemas-microsoft-com:office:word" xmlns:w="http://schemas.openxmlformats.org/wordprocessingml/2006/main" xmlns:w14="http://schemas.microsoft.com/office/word/2010/wordml" xmlns:w15="http://schemas.microsoft.com/office/word/2012/wordml" xmlns:w16se="http://schemas.microsoft.com/office/word/2015/wordml/symex" xmlns:wpg="http://schemas.microsoft.com/office/word/2010/wordprocessingGroup" xmlns:wpi="http://schemas.microsoft.com/office/word/2010/wordprocessingInk" xmlns:wne="http://schemas.microsoft.com/office/word/2006/wordml" xmlns:wps="http://schemas.microsoft.com/office/word/2010/wordprocessingShape" mc:Ignorable="w14 w15 w16se wp14">
+<w:footnotes xmlns:wpc="http://schemas.microsoft.com/office/word/2010/wordprocessingCanvas" xmlns:cx="http://schemas.microsoft.com/office/drawing/2014/chartex" xmlns:cx1="http://schemas.microsoft.com/office/drawing/2015/9/8/chartex" xmlns:cx2="http://schemas.microsoft.com/office/drawing/2015/10/21/chartex" xmlns:cx3="http://schemas.microsoft.com/office/drawing/2016/5/9/chartex" xmlns:cx4="http://schemas.microsoft.com/office/drawing/2016/5/10/chartex" xmlns:cx5="http://schemas.microsoft.com/office/drawing/2016/5/11/chartex" xmlns:cx6="http://schemas.microsoft.com/office/drawing/2016/5/12/chartex" xmlns:cx7="http://schemas.microsoft.com/office/drawing/2016/5/13/chartex" xmlns:cx8="http://schemas.microsoft.com/office/drawing/2016/5/14/chartex" xmlns:mc="http://schemas.openxmlformats.org/markup-compatibility/2006" xmlns:aink="http://schemas.microsoft.com/office/drawing/2016/ink" xmlns:am3d="http://schemas.microsoft.com/office/drawing/2017/model3d" xmlns:o="urn:schemas-microsoft-com:office:office" xmlns:oel="http://schemas.microsoft.com/office/2019/extlst" xmlns:r="http://schemas.openxmlformats.org/officeDocument/2006/relationships" xmlns:m="http://schemas.openxmlformats.org/officeDocument/2006/math" xmlns:v="urn:schemas-microsoft-com:vml" xmlns:wp14="http://schemas.microsoft.com/office/word/2010/wordprocessingDrawing" xmlns:wp="http://schemas.openxmlformats.org/drawingml/2006/wordprocessingDrawing" xmlns:w10="urn:schemas-microsoft-com:office:word" xmlns:w="http://schemas.openxmlformats.org/wordprocessingml/2006/main" xmlns:w14="http://schemas.microsoft.com/office/word/2010/wordml" xmlns:w15="http://schemas.microsoft.com/office/word/2012/wordml" xmlns:w16cei="http://schemas.microsoft.com/office/word/2026/wordml/cei" xmlns:w16cex="http://schemas.microsoft.com/office/word/2018/wordml/cex" xmlns:w16cid="http://schemas.microsoft.com/office/word/2016/wordml/cid" xmlns:w16="http://schemas.microsoft.com/office/word/2018/wordml" xmlns:w16du="http://schemas.microsoft.com/office/word/2023/wordml/word16du" xmlns:w16sdtdh="http://schemas.microsoft.com/office/word/2020/wordml/sdtdatahash" xmlns:w16sdtfl="http://schemas.microsoft.com/office/word/2024/wordml/sdtformatlock" xmlns:w16se="http://schemas.microsoft.com/office/word/2015/wordml/symex" xmlns:wpg="http://schemas.microsoft.com/office/word/2010/wordprocessingGroup" xmlns:wpi="http://schemas.microsoft.com/office/word/2010/wordprocessingInk" xmlns:wne="http://schemas.microsoft.com/office/word/2006/wordml" xmlns:wps="http://schemas.microsoft.com/office/word/2010/wordprocessingShape" mc:Ignorable="w14 w15 w16se w16cid w16 w16cex w16sdtdh w16sdtfl w16du wp14">
   <w:footnote w:type="separator" w:id="-1">
     <w:p>
       <w:r>
@@ -540,7 +1060,7 @@
 </file>
 
 <file path=word/header1.xml><?xml version="1.0" encoding="utf-8"?>
-<w:hdr xmlns:wpc="http://schemas.microsoft.com/office/word/2010/wordprocessingCanvas" xmlns:cx="http://schemas.microsoft.com/office/drawing/2014/chartex" xmlns:cx1="http://schemas.microsoft.com/office/drawing/2015/9/8/chartex" xmlns:mc="http://schemas.openxmlformats.org/markup-compatibility/2006" xmlns:o="urn:schemas-microsoft-com:office:office" xmlns:r="http://schemas.openxmlformats.org/officeDocument/2006/relationships" xmlns:m="http://schemas.openxmlformats.org/officeDocument/2006/math" xmlns:v="urn:schemas-microsoft-com:vml" xmlns:wp14="http://schemas.microsoft.com/office/word/2010/wordprocessingDrawing" xmlns:wp="http://schemas.openxmlformats.org/drawingml/2006/wordprocessingDrawing" xmlns:w10="urn:schemas-microsoft-com:office:word" xmlns:w="http://schemas.openxmlformats.org/wordprocessingml/2006/main" xmlns:w14="http://schemas.microsoft.com/office/word/2010/wordml" xmlns:w15="http://schemas.microsoft.com/office/word/2012/wordml" xmlns:w16se="http://schemas.microsoft.com/office/word/2015/wordml/symex" xmlns:wpg="http://schemas.microsoft.com/office/word/2010/wordprocessingGroup" xmlns:wpi="http://schemas.microsoft.com/office/word/2010/wordprocessingInk" xmlns:wne="http://schemas.microsoft.com/office/word/2006/wordml" xmlns:wps="http://schemas.microsoft.com/office/word/2010/wordprocessingShape" mc:Ignorable="w14 w15 w16se wp14">
+<w:hdr xmlns:wpc="http://schemas.microsoft.com/office/word/2010/wordprocessingCanvas" xmlns:cx="http://schemas.microsoft.com/office/drawing/2014/chartex" xmlns:cx1="http://schemas.microsoft.com/office/drawing/2015/9/8/chartex" xmlns:cx2="http://schemas.microsoft.com/office/drawing/2015/10/21/chartex" xmlns:cx3="http://schemas.microsoft.com/office/drawing/2016/5/9/chartex" xmlns:cx4="http://schemas.microsoft.com/office/drawing/2016/5/10/chartex" xmlns:cx5="http://schemas.microsoft.com/office/drawing/2016/5/11/chartex" xmlns:cx6="http://schemas.microsoft.com/office/drawing/2016/5/12/chartex" xmlns:cx7="http://schemas.microsoft.com/office/drawing/2016/5/13/chartex" xmlns:cx8="http://schemas.microsoft.com/office/drawing/2016/5/14/chartex" xmlns:mc="http://schemas.openxmlformats.org/markup-compatibility/2006" xmlns:aink="http://schemas.microsoft.com/office/drawing/2016/ink" xmlns:am3d="http://schemas.microsoft.com/office/drawing/2017/model3d" xmlns:o="urn:schemas-microsoft-com:office:office" xmlns:oel="http://schemas.microsoft.com/office/2019/extlst" xmlns:r="http://schemas.openxmlformats.org/officeDocument/2006/relationships" xmlns:m="http://schemas.openxmlformats.org/officeDocument/2006/math" xmlns:v="urn:schemas-microsoft-com:vml" xmlns:wp14="http://schemas.microsoft.com/office/word/2010/wordprocessingDrawing" xmlns:wp="http://schemas.openxmlformats.org/drawingml/2006/wordprocessingDrawing" xmlns:w10="urn:schemas-microsoft-com:office:word" xmlns:w="http://schemas.openxmlformats.org/wordprocessingml/2006/main" xmlns:w14="http://schemas.microsoft.com/office/word/2010/wordml" xmlns:w15="http://schemas.microsoft.com/office/word/2012/wordml" xmlns:w16cei="http://schemas.microsoft.com/office/word/2026/wordml/cei" xmlns:w16cex="http://schemas.microsoft.com/office/word/2018/wordml/cex" xmlns:w16cid="http://schemas.microsoft.com/office/word/2016/wordml/cid" xmlns:w16="http://schemas.microsoft.com/office/word/2018/wordml" xmlns:w16du="http://schemas.microsoft.com/office/word/2023/wordml/word16du" xmlns:w16sdtdh="http://schemas.microsoft.com/office/word/2020/wordml/sdtdatahash" xmlns:w16sdtfl="http://schemas.microsoft.com/office/word/2024/wordml/sdtformatlock" xmlns:w16se="http://schemas.microsoft.com/office/word/2015/wordml/symex" xmlns:wpg="http://schemas.microsoft.com/office/word/2010/wordprocessingGroup" xmlns:wpi="http://schemas.microsoft.com/office/word/2010/wordprocessingInk" xmlns:wne="http://schemas.microsoft.com/office/word/2006/wordml" xmlns:wps="http://schemas.microsoft.com/office/word/2010/wordprocessingShape" mc:Ignorable="w14 w15 w16se w16cid w16 w16cex w16sdtdh w16sdtfl w16du wp14">
   <w:p>
     <w:pPr>
       <w:pStyle w:val="BodyText"/>
@@ -556,7 +1076,7 @@
         <w:lang w:val="en-US"/>
       </w:rPr>
       <w:drawing>
-        <wp:anchor distT="0" distB="0" distL="0" distR="0" simplePos="0" relativeHeight="487557632" behindDoc="1" locked="0" layoutInCell="1" allowOverlap="1">
+        <wp:anchor distT="0" distB="0" distL="0" distR="0" simplePos="0" relativeHeight="251657216" behindDoc="1" locked="0" layoutInCell="1" allowOverlap="1" wp14:anchorId="45EEFA3C" wp14:editId="7C02AA4F">
           <wp:simplePos x="0" y="0"/>
           <wp:positionH relativeFrom="page">
             <wp:posOffset>9525</wp:posOffset>
@@ -564,10 +1084,10 @@
           <wp:positionV relativeFrom="page">
             <wp:posOffset>0</wp:posOffset>
           </wp:positionV>
-          <wp:extent cx="5591175" cy="392429"/>
+          <wp:extent cx="5513895" cy="390525"/>
           <wp:effectExtent l="0" t="0" r="0" b="0"/>
           <wp:wrapNone/>
-          <wp:docPr id="5" name="Image 1"/>
+          <wp:docPr id="398148879" name="Image 1"/>
           <wp:cNvGraphicFramePr>
             <a:graphicFrameLocks xmlns:a="http://schemas.openxmlformats.org/drawingml/2006/main"/>
           </wp:cNvGraphicFramePr>
@@ -587,7 +1107,7 @@
                 <pic:spPr>
                   <a:xfrm>
                     <a:off x="0" y="0"/>
-                    <a:ext cx="5591175" cy="392429"/>
+                    <a:ext cx="5513895" cy="390525"/>
                   </a:xfrm>
                   <a:prstGeom prst="rect">
                     <a:avLst/>
@@ -606,18 +1126,18 @@
         <w:lang w:val="en-US"/>
       </w:rPr>
       <w:drawing>
-        <wp:anchor distT="0" distB="0" distL="0" distR="0" simplePos="0" relativeHeight="487558144" behindDoc="1" locked="0" layoutInCell="1" allowOverlap="1">
+        <wp:anchor distT="0" distB="0" distL="0" distR="0" simplePos="0" relativeHeight="251669504" behindDoc="1" locked="0" layoutInCell="1" allowOverlap="1" wp14:anchorId="0D4C82BA" wp14:editId="4B3FCDF2">
           <wp:simplePos x="0" y="0"/>
           <wp:positionH relativeFrom="page">
             <wp:posOffset>5915025</wp:posOffset>
           </wp:positionH>
           <wp:positionV relativeFrom="page">
-            <wp:posOffset>306705</wp:posOffset>
+            <wp:posOffset>306071</wp:posOffset>
           </wp:positionV>
           <wp:extent cx="1724025" cy="352425"/>
           <wp:effectExtent l="0" t="0" r="0" b="0"/>
           <wp:wrapNone/>
-          <wp:docPr id="6" name="Image 2"/>
+          <wp:docPr id="1679776648" name="Image 2"/>
           <wp:cNvGraphicFramePr>
             <a:graphicFrameLocks xmlns:a="http://schemas.openxmlformats.org/drawingml/2006/main"/>
           </wp:cNvGraphicFramePr>
@@ -654,12 +1174,12 @@
 </file>
 
 <file path=word/numbering.xml><?xml version="1.0" encoding="utf-8"?>
-<w:numbering xmlns:wpc="http://schemas.microsoft.com/office/word/2010/wordprocessingCanvas" xmlns:cx="http://schemas.microsoft.com/office/drawing/2014/chartex" xmlns:cx1="http://schemas.microsoft.com/office/drawing/2015/9/8/chartex" xmlns:mc="http://schemas.openxmlformats.org/markup-compatibility/2006" xmlns:o="urn:schemas-microsoft-com:office:office" xmlns:r="http://schemas.openxmlformats.org/officeDocument/2006/relationships" xmlns:m="http://schemas.openxmlformats.org/officeDocument/2006/math" xmlns:v="urn:schemas-microsoft-com:vml" xmlns:wp14="http://schemas.microsoft.com/office/word/2010/wordprocessingDrawing" xmlns:wp="http://schemas.openxmlformats.org/drawingml/2006/wordprocessingDrawing" xmlns:w10="urn:schemas-microsoft-com:office:word" xmlns:w="http://schemas.openxmlformats.org/wordprocessingml/2006/main" xmlns:w14="http://schemas.microsoft.com/office/word/2010/wordml" xmlns:w15="http://schemas.microsoft.com/office/word/2012/wordml" xmlns:w16se="http://schemas.microsoft.com/office/word/2015/wordml/symex" xmlns:wpg="http://schemas.microsoft.com/office/word/2010/wordprocessingGroup" xmlns:wpi="http://schemas.microsoft.com/office/word/2010/wordprocessingInk" xmlns:wne="http://schemas.microsoft.com/office/word/2006/wordml" xmlns:wps="http://schemas.microsoft.com/office/word/2010/wordprocessingShape" mc:Ignorable="w14 w15 w16se wp14">
+<w:numbering xmlns:wpc="http://schemas.microsoft.com/office/word/2010/wordprocessingCanvas" xmlns:cx="http://schemas.microsoft.com/office/drawing/2014/chartex" xmlns:cx1="http://schemas.microsoft.com/office/drawing/2015/9/8/chartex" xmlns:cx2="http://schemas.microsoft.com/office/drawing/2015/10/21/chartex" xmlns:cx3="http://schemas.microsoft.com/office/drawing/2016/5/9/chartex" xmlns:cx4="http://schemas.microsoft.com/office/drawing/2016/5/10/chartex" xmlns:cx5="http://schemas.microsoft.com/office/drawing/2016/5/11/chartex" xmlns:cx6="http://schemas.microsoft.com/office/drawing/2016/5/12/chartex" xmlns:cx7="http://schemas.microsoft.com/office/drawing/2016/5/13/chartex" xmlns:cx8="http://schemas.microsoft.com/office/drawing/2016/5/14/chartex" xmlns:mc="http://schemas.openxmlformats.org/markup-compatibility/2006" xmlns:aink="http://schemas.microsoft.com/office/drawing/2016/ink" xmlns:am3d="http://schemas.microsoft.com/office/drawing/2017/model3d" xmlns:o="urn:schemas-microsoft-com:office:office" xmlns:oel="http://schemas.microsoft.com/office/2019/extlst" xmlns:r="http://schemas.openxmlformats.org/officeDocument/2006/relationships" xmlns:m="http://schemas.openxmlformats.org/officeDocument/2006/math" xmlns:v="urn:schemas-microsoft-com:vml" xmlns:wp14="http://schemas.microsoft.com/office/word/2010/wordprocessingDrawing" xmlns:wp="http://schemas.openxmlformats.org/drawingml/2006/wordprocessingDrawing" xmlns:w10="urn:schemas-microsoft-com:office:word" xmlns:w="http://schemas.openxmlformats.org/wordprocessingml/2006/main" xmlns:w14="http://schemas.microsoft.com/office/word/2010/wordml" xmlns:w15="http://schemas.microsoft.com/office/word/2012/wordml" xmlns:w16cei="http://schemas.microsoft.com/office/word/2026/wordml/cei" xmlns:w16cex="http://schemas.microsoft.com/office/word/2018/wordml/cex" xmlns:w16cid="http://schemas.microsoft.com/office/word/2016/wordml/cid" xmlns:w16="http://schemas.microsoft.com/office/word/2018/wordml" xmlns:w16du="http://schemas.microsoft.com/office/word/2023/wordml/word16du" xmlns:w16sdtdh="http://schemas.microsoft.com/office/word/2020/wordml/sdtdatahash" xmlns:w16sdtfl="http://schemas.microsoft.com/office/word/2024/wordml/sdtformatlock" xmlns:w16se="http://schemas.microsoft.com/office/word/2015/wordml/symex" xmlns:wpg="http://schemas.microsoft.com/office/word/2010/wordprocessingGroup" xmlns:wpi="http://schemas.microsoft.com/office/word/2010/wordprocessingInk" xmlns:wne="http://schemas.microsoft.com/office/word/2006/wordml" xmlns:wps="http://schemas.microsoft.com/office/word/2010/wordprocessingShape" mc:Ignorable="w14 w15 w16se w16cid w16 w16cex w16sdtdh w16sdtfl w16du wp14">
   <w:abstractNum w:abstractNumId="0" w15:restartNumberingAfterBreak="0">
-    <w:nsid w:val="1DCB3AAF"/>
+    <w:nsid w:val="20E7724C"/>
     <w:multiLevelType w:val="hybridMultilevel"/>
-    <w:tmpl w:val="0668282E"/>
-    <w:lvl w:ilvl="0" w:tplc="04090001">
+    <w:tmpl w:val="3FF627F8"/>
+    <w:lvl w:ilvl="0" w:tplc="D79CFCD4">
       <w:numFmt w:val="bullet"/>
       <w:lvlText w:val=""/>
       <w:lvlJc w:val="left"/>
@@ -667,7 +1187,7 @@
         <w:ind w:left="720" w:hanging="360"/>
       </w:pPr>
       <w:rPr>
-        <w:rFonts w:ascii="Symbol" w:eastAsia="Times New Roman" w:hAnsi="Symbol" w:cs="Times New Roman" w:hint="default"/>
+        <w:rFonts w:ascii="Arial MT" w:eastAsia="Arial MT" w:hAnsi="Arial MT" w:cs="Arial MT" w:hint="default"/>
       </w:rPr>
     </w:lvl>
     <w:lvl w:ilvl="1" w:tplc="04090003" w:tentative="1">
@@ -768,9 +1288,9 @@
     </w:lvl>
   </w:abstractNum>
   <w:abstractNum w:abstractNumId="1" w15:restartNumberingAfterBreak="0">
-    <w:nsid w:val="2F59272B"/>
+    <w:nsid w:val="280C0363"/>
     <w:multiLevelType w:val="hybridMultilevel"/>
-    <w:tmpl w:val="FE5CCF42"/>
+    <w:tmpl w:val="4AAC12A6"/>
     <w:lvl w:ilvl="0" w:tplc="04090001">
       <w:start w:val="1"/>
       <w:numFmt w:val="bullet"/>
@@ -881,11 +1401,10 @@
     </w:lvl>
   </w:abstractNum>
   <w:abstractNum w:abstractNumId="2" w15:restartNumberingAfterBreak="0">
-    <w:nsid w:val="4F9C503E"/>
+    <w:nsid w:val="35EA0DF0"/>
     <w:multiLevelType w:val="hybridMultilevel"/>
-    <w:tmpl w:val="30A0E5F6"/>
-    <w:lvl w:ilvl="0" w:tplc="04090001">
-      <w:start w:val="1"/>
+    <w:tmpl w:val="F3383B2C"/>
+    <w:lvl w:ilvl="0" w:tplc="D79CFCD4">
       <w:numFmt w:val="bullet"/>
       <w:lvlText w:val=""/>
       <w:lvlJc w:val="left"/>
@@ -893,7 +1412,7 @@
         <w:ind w:left="720" w:hanging="360"/>
       </w:pPr>
       <w:rPr>
-        <w:rFonts w:ascii="Symbol" w:hAnsi="Symbol" w:hint="default"/>
+        <w:rFonts w:ascii="Arial MT" w:eastAsia="Arial MT" w:hAnsi="Arial MT" w:cs="Arial MT" w:hint="default"/>
       </w:rPr>
     </w:lvl>
     <w:lvl w:ilvl="1" w:tplc="04090003" w:tentative="1">
@@ -994,16 +1513,17 @@
     </w:lvl>
   </w:abstractNum>
   <w:abstractNum w:abstractNumId="3" w15:restartNumberingAfterBreak="0">
-    <w:nsid w:val="54F91FF1"/>
+    <w:nsid w:val="3A9C41CD"/>
     <w:multiLevelType w:val="hybridMultilevel"/>
-    <w:tmpl w:val="53F8D166"/>
-    <w:lvl w:ilvl="0" w:tplc="58D66DDA">
+    <w:tmpl w:val="17B617D2"/>
+    <w:lvl w:ilvl="0" w:tplc="538C8CD8">
       <w:start w:val="1"/>
       <w:numFmt w:val="decimal"/>
       <w:lvlText w:val="%1."/>
       <w:lvlJc w:val="left"/>
       <w:pPr>
-        <w:ind w:left="360" w:hanging="360"/>
+        <w:ind w:left="354" w:hanging="354"/>
+        <w:jc w:val="left"/>
       </w:pPr>
       <w:rPr>
         <w:rFonts w:ascii="Arial" w:eastAsia="Arial" w:hAnsi="Arial" w:cs="Arial" w:hint="default"/>
@@ -1018,18 +1538,124 @@
         <w:lang w:val="id" w:eastAsia="en-US" w:bidi="ar-SA"/>
       </w:rPr>
     </w:lvl>
-    <w:lvl w:ilvl="1" w:tplc="C980B662">
+    <w:lvl w:ilvl="1" w:tplc="B5A89AC2">
       <w:start w:val="1"/>
       <w:numFmt w:val="lowerLetter"/>
       <w:lvlText w:val="%2."/>
       <w:lvlJc w:val="left"/>
       <w:pPr>
-        <w:ind w:left="210" w:hanging="267"/>
-      </w:pPr>
-      <w:rPr>
-        <w:rFonts w:ascii="Arial MT" w:eastAsia="Arial MT" w:hAnsi="Arial MT" w:cs="Arial MT" w:hint="default"/>
-        <w:b w:val="0"/>
-        <w:bCs w:val="0"/>
+        <w:ind w:left="719" w:hanging="353"/>
+        <w:jc w:val="left"/>
+      </w:pPr>
+      <w:rPr>
+        <w:rFonts w:hint="default"/>
+        <w:spacing w:val="0"/>
+        <w:w w:val="100"/>
+        <w:lang w:val="id" w:eastAsia="en-US" w:bidi="ar-SA"/>
+      </w:rPr>
+    </w:lvl>
+    <w:lvl w:ilvl="2" w:tplc="A1944348">
+      <w:numFmt w:val="bullet"/>
+      <w:lvlText w:val="•"/>
+      <w:lvlJc w:val="left"/>
+      <w:pPr>
+        <w:ind w:left="940" w:hanging="353"/>
+      </w:pPr>
+      <w:rPr>
+        <w:rFonts w:hint="default"/>
+        <w:lang w:val="id" w:eastAsia="en-US" w:bidi="ar-SA"/>
+      </w:rPr>
+    </w:lvl>
+    <w:lvl w:ilvl="3" w:tplc="A41AEAB4">
+      <w:numFmt w:val="bullet"/>
+      <w:lvlText w:val="•"/>
+      <w:lvlJc w:val="left"/>
+      <w:pPr>
+        <w:ind w:left="2082" w:hanging="353"/>
+      </w:pPr>
+      <w:rPr>
+        <w:rFonts w:hint="default"/>
+        <w:lang w:val="id" w:eastAsia="en-US" w:bidi="ar-SA"/>
+      </w:rPr>
+    </w:lvl>
+    <w:lvl w:ilvl="4" w:tplc="92B24808">
+      <w:numFmt w:val="bullet"/>
+      <w:lvlText w:val="•"/>
+      <w:lvlJc w:val="left"/>
+      <w:pPr>
+        <w:ind w:left="3225" w:hanging="353"/>
+      </w:pPr>
+      <w:rPr>
+        <w:rFonts w:hint="default"/>
+        <w:lang w:val="id" w:eastAsia="en-US" w:bidi="ar-SA"/>
+      </w:rPr>
+    </w:lvl>
+    <w:lvl w:ilvl="5" w:tplc="ABFA3988">
+      <w:numFmt w:val="bullet"/>
+      <w:lvlText w:val="•"/>
+      <w:lvlJc w:val="left"/>
+      <w:pPr>
+        <w:ind w:left="4367" w:hanging="353"/>
+      </w:pPr>
+      <w:rPr>
+        <w:rFonts w:hint="default"/>
+        <w:lang w:val="id" w:eastAsia="en-US" w:bidi="ar-SA"/>
+      </w:rPr>
+    </w:lvl>
+    <w:lvl w:ilvl="6" w:tplc="A3AC8EB2">
+      <w:numFmt w:val="bullet"/>
+      <w:lvlText w:val="•"/>
+      <w:lvlJc w:val="left"/>
+      <w:pPr>
+        <w:ind w:left="5510" w:hanging="353"/>
+      </w:pPr>
+      <w:rPr>
+        <w:rFonts w:hint="default"/>
+        <w:lang w:val="id" w:eastAsia="en-US" w:bidi="ar-SA"/>
+      </w:rPr>
+    </w:lvl>
+    <w:lvl w:ilvl="7" w:tplc="EC7CF68E">
+      <w:numFmt w:val="bullet"/>
+      <w:lvlText w:val="•"/>
+      <w:lvlJc w:val="left"/>
+      <w:pPr>
+        <w:ind w:left="6652" w:hanging="353"/>
+      </w:pPr>
+      <w:rPr>
+        <w:rFonts w:hint="default"/>
+        <w:lang w:val="id" w:eastAsia="en-US" w:bidi="ar-SA"/>
+      </w:rPr>
+    </w:lvl>
+    <w:lvl w:ilvl="8" w:tplc="3E940C08">
+      <w:numFmt w:val="bullet"/>
+      <w:lvlText w:val="•"/>
+      <w:lvlJc w:val="left"/>
+      <w:pPr>
+        <w:ind w:left="7795" w:hanging="353"/>
+      </w:pPr>
+      <w:rPr>
+        <w:rFonts w:hint="default"/>
+        <w:lang w:val="id" w:eastAsia="en-US" w:bidi="ar-SA"/>
+      </w:rPr>
+    </w:lvl>
+  </w:abstractNum>
+  <w:abstractNum w:abstractNumId="4" w15:restartNumberingAfterBreak="0">
+    <w:nsid w:val="6A4943A3"/>
+    <w:multiLevelType w:val="hybridMultilevel"/>
+    <w:tmpl w:val="17B617D2"/>
+    <w:lvl w:ilvl="0" w:tplc="538C8CD8">
+      <w:start w:val="1"/>
+      <w:numFmt w:val="decimal"/>
+      <w:lvlText w:val="%1."/>
+      <w:lvlJc w:val="left"/>
+      <w:pPr>
+        <w:ind w:left="354" w:hanging="354"/>
+        <w:jc w:val="left"/>
+      </w:pPr>
+      <w:rPr>
+        <w:rFonts w:ascii="Arial" w:eastAsia="Arial" w:hAnsi="Arial" w:cs="Arial" w:hint="default"/>
+        <w:b/>
+        <w:bCs/>
         <w:i w:val="0"/>
         <w:iCs w:val="0"/>
         <w:spacing w:val="0"/>
@@ -1039,84 +1665,100 @@
         <w:lang w:val="id" w:eastAsia="en-US" w:bidi="ar-SA"/>
       </w:rPr>
     </w:lvl>
-    <w:lvl w:ilvl="2" w:tplc="46741BAA">
+    <w:lvl w:ilvl="1" w:tplc="B5A89AC2">
+      <w:start w:val="1"/>
+      <w:numFmt w:val="lowerLetter"/>
+      <w:lvlText w:val="%2."/>
+      <w:lvlJc w:val="left"/>
+      <w:pPr>
+        <w:ind w:left="353" w:hanging="353"/>
+        <w:jc w:val="left"/>
+      </w:pPr>
+      <w:rPr>
+        <w:rFonts w:hint="default"/>
+        <w:spacing w:val="0"/>
+        <w:w w:val="100"/>
+        <w:lang w:val="id" w:eastAsia="en-US" w:bidi="ar-SA"/>
+      </w:rPr>
+    </w:lvl>
+    <w:lvl w:ilvl="2" w:tplc="A1944348">
       <w:numFmt w:val="bullet"/>
       <w:lvlText w:val="•"/>
       <w:lvlJc w:val="left"/>
       <w:pPr>
-        <w:ind w:left="480" w:hanging="267"/>
+        <w:ind w:left="940" w:hanging="353"/>
       </w:pPr>
       <w:rPr>
         <w:rFonts w:hint="default"/>
         <w:lang w:val="id" w:eastAsia="en-US" w:bidi="ar-SA"/>
       </w:rPr>
     </w:lvl>
-    <w:lvl w:ilvl="3" w:tplc="D364289C">
+    <w:lvl w:ilvl="3" w:tplc="A41AEAB4">
       <w:numFmt w:val="bullet"/>
       <w:lvlText w:val="•"/>
       <w:lvlJc w:val="left"/>
       <w:pPr>
-        <w:ind w:left="1545" w:hanging="267"/>
+        <w:ind w:left="2082" w:hanging="353"/>
       </w:pPr>
       <w:rPr>
         <w:rFonts w:hint="default"/>
         <w:lang w:val="id" w:eastAsia="en-US" w:bidi="ar-SA"/>
       </w:rPr>
     </w:lvl>
-    <w:lvl w:ilvl="4" w:tplc="2D2446CE">
+    <w:lvl w:ilvl="4" w:tplc="92B24808">
       <w:numFmt w:val="bullet"/>
       <w:lvlText w:val="•"/>
       <w:lvlJc w:val="left"/>
       <w:pPr>
-        <w:ind w:left="2610" w:hanging="267"/>
+        <w:ind w:left="3225" w:hanging="353"/>
       </w:pPr>
       <w:rPr>
         <w:rFonts w:hint="default"/>
         <w:lang w:val="id" w:eastAsia="en-US" w:bidi="ar-SA"/>
       </w:rPr>
     </w:lvl>
-    <w:lvl w:ilvl="5" w:tplc="D1787C44">
+    <w:lvl w:ilvl="5" w:tplc="ABFA3988">
       <w:numFmt w:val="bullet"/>
       <w:lvlText w:val="•"/>
       <w:lvlJc w:val="left"/>
       <w:pPr>
-        <w:ind w:left="3675" w:hanging="267"/>
+        <w:ind w:left="4367" w:hanging="353"/>
       </w:pPr>
       <w:rPr>
         <w:rFonts w:hint="default"/>
         <w:lang w:val="id" w:eastAsia="en-US" w:bidi="ar-SA"/>
       </w:rPr>
     </w:lvl>
-    <w:lvl w:ilvl="6" w:tplc="B9FEC946">
+    <w:lvl w:ilvl="6" w:tplc="A3AC8EB2">
       <w:numFmt w:val="bullet"/>
       <w:lvlText w:val="•"/>
       <w:lvlJc w:val="left"/>
       <w:pPr>
-        <w:ind w:left="4740" w:hanging="267"/>
+        <w:ind w:left="5510" w:hanging="353"/>
       </w:pPr>
       <w:rPr>
         <w:rFonts w:hint="default"/>
         <w:lang w:val="id" w:eastAsia="en-US" w:bidi="ar-SA"/>
       </w:rPr>
     </w:lvl>
-    <w:lvl w:ilvl="7" w:tplc="290275E4">
+    <w:lvl w:ilvl="7" w:tplc="EC7CF68E">
       <w:numFmt w:val="bullet"/>
       <w:lvlText w:val="•"/>
       <w:lvlJc w:val="left"/>
       <w:pPr>
-        <w:ind w:left="5805" w:hanging="267"/>
+        <w:ind w:left="6652" w:hanging="353"/>
       </w:pPr>
       <w:rPr>
         <w:rFonts w:hint="default"/>
         <w:lang w:val="id" w:eastAsia="en-US" w:bidi="ar-SA"/>
       </w:rPr>
     </w:lvl>
-    <w:lvl w:ilvl="8" w:tplc="1CC4D44E">
+    <w:lvl w:ilvl="8" w:tplc="3E940C08">
       <w:numFmt w:val="bullet"/>
       <w:lvlText w:val="•"/>
       <w:lvlJc w:val="left"/>
       <w:pPr>
-        <w:ind w:left="6870" w:hanging="267"/>
+        <w:ind w:left="7795" w:hanging="353"/>
       </w:pPr>
       <w:rPr>
         <w:rFonts w:hint="default"/>
@@ -1124,139 +1766,26 @@
       </w:rPr>
     </w:lvl>
   </w:abstractNum>
-  <w:abstractNum w:abstractNumId="4" w15:restartNumberingAfterBreak="0">
-    <w:nsid w:val="64CF38CD"/>
-    <w:multiLevelType w:val="multilevel"/>
-    <w:tmpl w:val="855A39D4"/>
-    <w:lvl w:ilvl="0">
-      <w:start w:val="1"/>
-      <w:numFmt w:val="decimal"/>
-      <w:lvlText w:val="%1."/>
-      <w:lvlJc w:val="left"/>
-      <w:pPr>
-        <w:tabs>
-          <w:tab w:val="num" w:pos="720"/>
-        </w:tabs>
-        <w:ind w:left="720" w:hanging="360"/>
-      </w:pPr>
-    </w:lvl>
-    <w:lvl w:ilvl="1" w:tentative="1">
-      <w:start w:val="1"/>
-      <w:numFmt w:val="decimal"/>
-      <w:lvlText w:val="%2."/>
-      <w:lvlJc w:val="left"/>
-      <w:pPr>
-        <w:tabs>
-          <w:tab w:val="num" w:pos="1440"/>
-        </w:tabs>
-        <w:ind w:left="1440" w:hanging="360"/>
-      </w:pPr>
-    </w:lvl>
-    <w:lvl w:ilvl="2" w:tentative="1">
-      <w:start w:val="1"/>
-      <w:numFmt w:val="decimal"/>
-      <w:lvlText w:val="%3."/>
-      <w:lvlJc w:val="left"/>
-      <w:pPr>
-        <w:tabs>
-          <w:tab w:val="num" w:pos="2160"/>
-        </w:tabs>
-        <w:ind w:left="2160" w:hanging="360"/>
-      </w:pPr>
-    </w:lvl>
-    <w:lvl w:ilvl="3" w:tentative="1">
-      <w:start w:val="1"/>
-      <w:numFmt w:val="decimal"/>
-      <w:lvlText w:val="%4."/>
-      <w:lvlJc w:val="left"/>
-      <w:pPr>
-        <w:tabs>
-          <w:tab w:val="num" w:pos="2880"/>
-        </w:tabs>
-        <w:ind w:left="2880" w:hanging="360"/>
-      </w:pPr>
-    </w:lvl>
-    <w:lvl w:ilvl="4" w:tentative="1">
-      <w:start w:val="1"/>
-      <w:numFmt w:val="decimal"/>
-      <w:lvlText w:val="%5."/>
-      <w:lvlJc w:val="left"/>
-      <w:pPr>
-        <w:tabs>
-          <w:tab w:val="num" w:pos="3600"/>
-        </w:tabs>
-        <w:ind w:left="3600" w:hanging="360"/>
-      </w:pPr>
-    </w:lvl>
-    <w:lvl w:ilvl="5" w:tentative="1">
-      <w:start w:val="1"/>
-      <w:numFmt w:val="decimal"/>
-      <w:lvlText w:val="%6."/>
-      <w:lvlJc w:val="left"/>
-      <w:pPr>
-        <w:tabs>
-          <w:tab w:val="num" w:pos="4320"/>
-        </w:tabs>
-        <w:ind w:left="4320" w:hanging="360"/>
-      </w:pPr>
-    </w:lvl>
-    <w:lvl w:ilvl="6" w:tentative="1">
-      <w:start w:val="1"/>
-      <w:numFmt w:val="decimal"/>
-      <w:lvlText w:val="%7."/>
-      <w:lvlJc w:val="left"/>
-      <w:pPr>
-        <w:tabs>
-          <w:tab w:val="num" w:pos="5040"/>
-        </w:tabs>
-        <w:ind w:left="5040" w:hanging="360"/>
-      </w:pPr>
-    </w:lvl>
-    <w:lvl w:ilvl="7" w:tentative="1">
-      <w:start w:val="1"/>
-      <w:numFmt w:val="decimal"/>
-      <w:lvlText w:val="%8."/>
-      <w:lvlJc w:val="left"/>
-      <w:pPr>
-        <w:tabs>
-          <w:tab w:val="num" w:pos="5760"/>
-        </w:tabs>
-        <w:ind w:left="5760" w:hanging="360"/>
-      </w:pPr>
-    </w:lvl>
-    <w:lvl w:ilvl="8" w:tentative="1">
-      <w:start w:val="1"/>
-      <w:numFmt w:val="decimal"/>
-      <w:lvlText w:val="%9."/>
-      <w:lvlJc w:val="left"/>
-      <w:pPr>
-        <w:tabs>
-          <w:tab w:val="num" w:pos="6480"/>
-        </w:tabs>
-        <w:ind w:left="6480" w:hanging="360"/>
-      </w:pPr>
-    </w:lvl>
-  </w:abstractNum>
-  <w:num w:numId="1">
+  <w:num w:numId="1" w16cid:durableId="1871801525">
     <w:abstractNumId w:val="3"/>
   </w:num>
-  <w:num w:numId="2">
+  <w:num w:numId="2" w16cid:durableId="187523484">
     <w:abstractNumId w:val="4"/>
   </w:num>
-  <w:num w:numId="3">
+  <w:num w:numId="3" w16cid:durableId="1430589083">
+    <w:abstractNumId w:val="1"/>
+  </w:num>
+  <w:num w:numId="4" w16cid:durableId="1152865155">
     <w:abstractNumId w:val="2"/>
   </w:num>
-  <w:num w:numId="4">
-    <w:abstractNumId w:val="1"/>
-  </w:num>
-  <w:num w:numId="5">
+  <w:num w:numId="5" w16cid:durableId="1013148146">
     <w:abstractNumId w:val="0"/>
   </w:num>
 </w:numbering>
 </file>
 
 <file path=word/styles.xml><?xml version="1.0" encoding="utf-8"?>
-<w:styles xmlns:mc="http://schemas.openxmlformats.org/markup-compatibility/2006" xmlns:r="http://schemas.openxmlformats.org/officeDocument/2006/relationships" xmlns:w="http://schemas.openxmlformats.org/wordprocessingml/2006/main" xmlns:w14="http://schemas.microsoft.com/office/word/2010/wordml" xmlns:w15="http://schemas.microsoft.com/office/word/2012/wordml" xmlns:w16se="http://schemas.microsoft.com/office/word/2015/wordml/symex" mc:Ignorable="w14 w15 w16se">
+<w:styles xmlns:mc="http://schemas.openxmlformats.org/markup-compatibility/2006" xmlns:r="http://schemas.openxmlformats.org/officeDocument/2006/relationships" xmlns:w="http://schemas.openxmlformats.org/wordprocessingml/2006/main" xmlns:w14="http://schemas.microsoft.com/office/word/2010/wordml" xmlns:w15="http://schemas.microsoft.com/office/word/2012/wordml" xmlns:w16cex="http://schemas.microsoft.com/office/word/2018/wordml/cex" xmlns:w16cid="http://schemas.microsoft.com/office/word/2016/wordml/cid" xmlns:w16="http://schemas.microsoft.com/office/word/2018/wordml" xmlns:w16du="http://schemas.microsoft.com/office/word/2023/wordml/word16du" xmlns:w16sdtdh="http://schemas.microsoft.com/office/word/2020/wordml/sdtdatahash" xmlns:w16sdtfl="http://schemas.microsoft.com/office/word/2024/wordml/sdtformatlock" xmlns:w16se="http://schemas.microsoft.com/office/word/2015/wordml/symex" mc:Ignorable="w14 w15 w16se w16cid w16 w16cex w16sdtdh w16sdtfl w16du">
   <w:docDefaults>
     <w:rPrDefault>
       <w:rPr>
@@ -1274,7 +1803,7 @@
       </w:pPr>
     </w:pPrDefault>
   </w:docDefaults>
-  <w:latentStyles w:defLockedState="0" w:defUIPriority="99" w:defSemiHidden="0" w:defUnhideWhenUsed="0" w:defQFormat="0" w:count="371">
+  <w:latentStyles w:defLockedState="0" w:defUIPriority="99" w:defSemiHidden="0" w:defUnhideWhenUsed="0" w:defQFormat="0" w:count="376">
     <w:lsdException w:name="Normal" w:uiPriority="0" w:qFormat="1"/>
     <w:lsdException w:name="heading 1" w:uiPriority="9" w:qFormat="1"/>
     <w:lsdException w:name="heading 2" w:semiHidden="1" w:uiPriority="9" w:unhideWhenUsed="1" w:qFormat="1"/>
@@ -1646,37 +2175,35 @@
     <w:lsdException w:name="List Table 5 Dark Accent 6" w:uiPriority="50"/>
     <w:lsdException w:name="List Table 6 Colorful Accent 6" w:uiPriority="51"/>
     <w:lsdException w:name="List Table 7 Colorful Accent 6" w:uiPriority="52"/>
+    <w:lsdException w:name="Mention" w:semiHidden="1" w:unhideWhenUsed="1"/>
+    <w:lsdException w:name="Smart Hyperlink" w:semiHidden="1" w:unhideWhenUsed="1"/>
+    <w:lsdException w:name="Hashtag" w:semiHidden="1" w:unhideWhenUsed="1"/>
+    <w:lsdException w:name="Unresolved Mention" w:semiHidden="1" w:unhideWhenUsed="1"/>
+    <w:lsdException w:name="Smart Link" w:semiHidden="1" w:unhideWhenUsed="1"/>
   </w:latentStyles>
   <w:style w:type="paragraph" w:default="1" w:styleId="Normal">
     <w:name w:val="Normal"/>
-    <w:uiPriority w:val="1"/>
     <w:qFormat/>
     <w:rPr>
       <w:rFonts w:ascii="Arial MT" w:eastAsia="Arial MT" w:hAnsi="Arial MT" w:cs="Arial MT"/>
       <w:lang w:val="id"/>
     </w:rPr>
   </w:style>
-  <w:style w:type="paragraph" w:styleId="Heading2">
-    <w:name w:val="heading 2"/>
+  <w:style w:type="paragraph" w:styleId="Heading1">
+    <w:name w:val="heading 1"/>
     <w:basedOn w:val="Normal"/>
-    <w:link w:val="Heading2Char"/>
     <w:uiPriority w:val="9"/>
     <w:qFormat/>
-    <w:rsid w:val="00DF2115"/>
     <w:pPr>
-      <w:widowControl/>
-      <w:autoSpaceDE/>
-      <w:autoSpaceDN/>
-      <w:spacing w:before="100" w:beforeAutospacing="1" w:after="100" w:afterAutospacing="1"/>
-      <w:outlineLvl w:val="1"/>
+      <w:ind w:left="353" w:hanging="353"/>
+      <w:outlineLvl w:val="0"/>
     </w:pPr>
     <w:rPr>
-      <w:rFonts w:ascii="Times New Roman" w:eastAsia="Times New Roman" w:hAnsi="Times New Roman" w:cs="Times New Roman"/>
+      <w:rFonts w:ascii="Arial" w:eastAsia="Arial" w:hAnsi="Arial" w:cs="Arial"/>
       <w:b/>
       <w:bCs/>
-      <w:sz w:val="36"/>
-      <w:szCs w:val="36"/>
-      <w:lang w:val="en-US"/>
+      <w:sz w:val="24"/>
+      <w:szCs w:val="24"/>
     </w:rPr>
   </w:style>
   <w:style w:type="character" w:default="1" w:styleId="DefaultParagraphFont">
@@ -1722,7 +2249,7 @@
     <w:uiPriority w:val="1"/>
     <w:qFormat/>
     <w:pPr>
-      <w:ind w:left="359" w:hanging="359"/>
+      <w:ind w:left="353" w:hanging="360"/>
     </w:pPr>
   </w:style>
   <w:style w:type="paragraph" w:customStyle="1" w:styleId="TableParagraph">
@@ -1731,26 +2258,12 @@
     <w:uiPriority w:val="1"/>
     <w:qFormat/>
   </w:style>
-  <w:style w:type="character" w:customStyle="1" w:styleId="Heading2Char">
-    <w:name w:val="Heading 2 Char"/>
-    <w:basedOn w:val="DefaultParagraphFont"/>
-    <w:link w:val="Heading2"/>
-    <w:uiPriority w:val="9"/>
-    <w:rsid w:val="00DF2115"/>
-    <w:rPr>
-      <w:rFonts w:ascii="Times New Roman" w:eastAsia="Times New Roman" w:hAnsi="Times New Roman" w:cs="Times New Roman"/>
-      <w:b/>
-      <w:bCs/>
-      <w:sz w:val="36"/>
-      <w:szCs w:val="36"/>
-    </w:rPr>
-  </w:style>
   <w:style w:type="paragraph" w:styleId="NormalWeb">
     <w:name w:val="Normal (Web)"/>
     <w:basedOn w:val="Normal"/>
     <w:uiPriority w:val="99"/>
     <w:unhideWhenUsed/>
-    <w:rsid w:val="00DF2115"/>
+    <w:rsid w:val="00E326F7"/>
     <w:pPr>
       <w:widowControl/>
       <w:autoSpaceDE/>
@@ -2048,16 +2561,4 @@
   <a:objectDefaults/>
   <a:extraClrSchemeLst/>
 </a:theme>
-</file>
-
-<file path=customXml/item1.xml><?xml version="1.0" encoding="utf-8"?>
-<b:Sources xmlns:b="http://schemas.openxmlformats.org/officeDocument/2006/bibliography" xmlns="http://schemas.openxmlformats.org/officeDocument/2006/bibliography" SelectedStyle="\APASixthEditionOfficeOnline.xsl" StyleName="APA" Version="6"/>
-</file>
-
-<file path=customXml/itemProps1.xml><?xml version="1.0" encoding="utf-8"?>
-<ds:datastoreItem xmlns:ds="http://schemas.openxmlformats.org/officeDocument/2006/customXml" ds:itemID="{C49FE0CF-58BD-4E34-A712-85D9C2006B71}">
-  <ds:schemaRefs>
-    <ds:schemaRef ds:uri="http://schemas.openxmlformats.org/officeDocument/2006/bibliography"/>
-  </ds:schemaRefs>
-</ds:datastoreItem>
 </file>
--- a/public/templates/Template_TOR.docx
+++ b/public/templates/Template_TOR.docx
@@ -16,22 +16,6 @@
           <w:bCs/>
         </w:rPr>
         <w:t xml:space="preserve">RINGKASAN KEGIATAN</w:t>
-      </w:r>
-    </w:p>
-    <w:p>
-      <w:pPr>
-        <w:spacing w:before="0" w:after="60" w:line="276" w:lineRule="auto"/>
-        <w:jc w:val="center"/>
-      </w:pPr>
-      <w:r>
-        <w:rPr>
-          <w:rFonts w:ascii="Arial" w:hAnsi="Arial" w:cs="Arial"/>
-          <w:sz w:val="22"/>
-          <w:szCs w:val="22"/>
-          <w:b/>
-          <w:bCs/>
-        </w:rPr>
-        <w:t xml:space="preserve">{judulProgramRKA}</w:t>
       </w:r>
     </w:p>
     <w:p>
@@ -493,8 +477,9 @@
       </w:tr>
     </w:tbl>
     <w:sectPr>
+      <w:headerReference w:type="default" r:id="rId8"/>
       <w:pgSz w:w="12240" w:h="15840"/>
-      <w:pgMar w:top="1340" w:right="1440" w:bottom="280" w:left="1800" w:header="0" w:footer="0" w:gutter="0"/>
+      <w:pgMar w:top="1340" w:right="1440" w:bottom="280" w:left="1800" w:header="432" w:footer="0" w:gutter="0"/>
       <w:cols w:space="720"/>
     </w:sectPr>
   </w:body>
